--- a/BigDataComprehension/빅데이터 이해 12, 13주차 과제_20204077_유동균.docx
+++ b/BigDataComprehension/빅데이터 이해 12, 13주차 과제_20204077_유동균.docx
@@ -930,7 +930,7 @@
           <w:b/>
           <w:bCs/>
           <w:noProof/>
-          <w:sz w:val="24"/>
+          <w:szCs w:val="22"/>
         </w:rPr>
       </w:pPr>
       <w:r>
@@ -939,7 +939,27 @@
           <w:b/>
           <w:bCs/>
           <w:noProof/>
-          <w:sz w:val="24"/>
+          <w:szCs w:val="22"/>
+        </w:rPr>
+        <w:t>모델링</w:t>
+      </w:r>
+    </w:p>
+    <w:p>
+      <w:pPr>
+        <w:rPr>
+          <w:b/>
+          <w:bCs/>
+          <w:noProof/>
+          <w:szCs w:val="22"/>
+        </w:rPr>
+      </w:pPr>
+      <w:r>
+        <w:rPr>
+          <w:rFonts w:hint="eastAsia"/>
+          <w:b/>
+          <w:bCs/>
+          <w:noProof/>
+          <w:szCs w:val="22"/>
         </w:rPr>
         <w:t>지도학습 / 비지도 학습</w:t>
       </w:r>
@@ -948,12 +968,16 @@
       <w:pPr>
         <w:rPr>
           <w:noProof/>
-        </w:rPr>
-      </w:pPr>
-      <w:r>
-        <w:rPr>
-          <w:rFonts w:hint="eastAsia"/>
-          <w:noProof/>
+          <w:sz w:val="20"/>
+          <w:szCs w:val="22"/>
+        </w:rPr>
+      </w:pPr>
+      <w:r>
+        <w:rPr>
+          <w:rFonts w:hint="eastAsia"/>
+          <w:noProof/>
+          <w:sz w:val="20"/>
+          <w:szCs w:val="22"/>
         </w:rPr>
         <w:t>지도학습: 데이터에 label(정답)을 주어 학습하는 모델</w:t>
       </w:r>
@@ -962,17 +986,21 @@
       <w:pPr>
         <w:rPr>
           <w:noProof/>
-        </w:rPr>
-      </w:pPr>
-      <w:r>
-        <w:rPr>
-          <w:rFonts w:hint="eastAsia"/>
-          <w:noProof/>
+          <w:sz w:val="20"/>
+          <w:szCs w:val="22"/>
+        </w:rPr>
+      </w:pPr>
+      <w:r>
+        <w:rPr>
+          <w:rFonts w:hint="eastAsia"/>
+          <w:noProof/>
+          <w:sz w:val="20"/>
+          <w:szCs w:val="22"/>
         </w:rPr>
         <mc:AlternateContent>
           <mc:Choice Requires="wps">
             <w:drawing>
-              <wp:anchor distT="0" distB="0" distL="114300" distR="114300" simplePos="0" relativeHeight="251672576" behindDoc="0" locked="0" layoutInCell="1" allowOverlap="1" wp14:anchorId="78F8B3B6" wp14:editId="0B892265">
+              <wp:anchor distT="0" distB="0" distL="114300" distR="114300" simplePos="0" relativeHeight="251686912" behindDoc="0" locked="0" layoutInCell="1" allowOverlap="1" wp14:anchorId="0B76FF34" wp14:editId="6F292BA1">
                 <wp:simplePos x="0" y="0"/>
                 <wp:positionH relativeFrom="margin">
                   <wp:posOffset>-18288</wp:posOffset>
@@ -1032,7 +1060,7 @@
           </mc:Choice>
           <mc:Fallback>
             <w:pict>
-              <v:line w14:anchorId="5334D198" id="직선 연결선 7" o:spid="_x0000_s1026" style="position:absolute;flip:y;z-index:251672576;visibility:visible;mso-wrap-style:square;mso-width-percent:0;mso-height-percent:0;mso-wrap-distance-left:9pt;mso-wrap-distance-top:0;mso-wrap-distance-right:9pt;mso-wrap-distance-bottom:0;mso-position-horizontal:absolute;mso-position-horizontal-relative:margin;mso-position-vertical:absolute;mso-position-vertical-relative:text;mso-width-percent:0;mso-height-percent:0;mso-width-relative:margin;mso-height-relative:margin" from="-1.45pt,22.6pt" to="447.85pt,23.15pt" o:gfxdata="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" strokecolor="black [3213]" strokeweight="2.25pt">
+              <v:line w14:anchorId="0E9E6B6B" id="직선 연결선 7" o:spid="_x0000_s1026" style="position:absolute;flip:y;z-index:251686912;visibility:visible;mso-wrap-style:square;mso-width-percent:0;mso-height-percent:0;mso-wrap-distance-left:9pt;mso-wrap-distance-top:0;mso-wrap-distance-right:9pt;mso-wrap-distance-bottom:0;mso-position-horizontal:absolute;mso-position-horizontal-relative:margin;mso-position-vertical:absolute;mso-position-vertical-relative:text;mso-width-percent:0;mso-height-percent:0;mso-width-relative:margin;mso-height-relative:margin" from="-1.45pt,22.6pt" to="447.85pt,23.15pt" o:gfxdata="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" strokecolor="black [3213]" strokeweight="2.25pt">
                 <v:stroke joinstyle="miter"/>
                 <w10:wrap anchorx="margin"/>
               </v:line>
@@ -1044,6 +1072,8 @@
         <w:rPr>
           <w:rFonts w:hint="eastAsia"/>
           <w:noProof/>
+          <w:sz w:val="20"/>
+          <w:szCs w:val="22"/>
         </w:rPr>
         <w:t>지도학습</w:t>
       </w:r>
@@ -1052,26 +1082,26 @@
       <w:pPr>
         <w:rPr>
           <w:noProof/>
-        </w:rPr>
-      </w:pPr>
-      <w:r>
-        <w:rPr>
-          <w:rFonts w:hint="eastAsia"/>
-          <w:noProof/>
-        </w:rPr>
-        <w:t>회귀</w:t>
-      </w:r>
-      <w:r>
-        <w:rPr>
-          <w:rFonts w:hint="eastAsia"/>
-          <w:noProof/>
-        </w:rPr>
-        <w:t>(Regression)</w:t>
-      </w:r>
-      <w:r>
-        <w:rPr>
-          <w:rFonts w:hint="eastAsia"/>
-          <w:noProof/>
+          <w:sz w:val="20"/>
+          <w:szCs w:val="22"/>
+        </w:rPr>
+      </w:pPr>
+      <w:r>
+        <w:rPr>
+          <w:rFonts w:hint="eastAsia"/>
+          <w:noProof/>
+          <w:color w:val="0070C0"/>
+          <w:sz w:val="20"/>
+          <w:szCs w:val="22"/>
+        </w:rPr>
+        <w:t>회귀(Regression)</w:t>
+      </w:r>
+      <w:r>
+        <w:rPr>
+          <w:rFonts w:hint="eastAsia"/>
+          <w:noProof/>
+          <w:sz w:val="20"/>
+          <w:szCs w:val="22"/>
         </w:rPr>
         <w:t>: Input Data를 통해 연속된 Output Data를 예측하는 것</w:t>
       </w:r>
@@ -1080,12 +1110,18 @@
       <w:pPr>
         <w:rPr>
           <w:noProof/>
-        </w:rPr>
-      </w:pPr>
-      <w:r>
-        <w:rPr>
-          <w:rFonts w:hint="eastAsia"/>
-          <w:noProof/>
+          <w:color w:val="7030A0"/>
+          <w:sz w:val="20"/>
+          <w:szCs w:val="22"/>
+        </w:rPr>
+      </w:pPr>
+      <w:r>
+        <w:rPr>
+          <w:rFonts w:hint="eastAsia"/>
+          <w:noProof/>
+          <w:color w:val="7030A0"/>
+          <w:sz w:val="20"/>
+          <w:szCs w:val="22"/>
         </w:rPr>
         <w:t xml:space="preserve">선형회귀분석(Linear Regression) </w:t>
       </w:r>
@@ -1093,288 +1129,776 @@
     <w:p>
       <w:pPr>
         <w:rPr>
-          <w:noProof/>
-        </w:rPr>
-      </w:pPr>
-      <w:r>
-        <w:rPr>
-          <w:rFonts w:hint="eastAsia"/>
-          <w:noProof/>
-        </w:rPr>
-        <w:t xml:space="preserve">독립변수를 통해 종속변수를 예측하는 </w:t>
-      </w:r>
-      <w:r>
-        <w:rPr>
-          <w:rFonts w:hint="eastAsia"/>
-          <w:noProof/>
-        </w:rPr>
-        <w:t xml:space="preserve">모델링 분석. </w:t>
-      </w:r>
-      <w:r>
-        <w:rPr>
-          <w:rFonts w:hint="eastAsia"/>
-          <w:noProof/>
-        </w:rPr>
-        <w:t>독립변수의 개수에 따라 단순</w:t>
-      </w:r>
-      <w:r>
-        <w:rPr>
-          <w:rFonts w:hint="eastAsia"/>
-          <w:noProof/>
-        </w:rPr>
-        <w:t xml:space="preserve"> </w:t>
-      </w:r>
-      <w:r>
-        <w:rPr>
-          <w:rFonts w:hint="eastAsia"/>
-          <w:noProof/>
-        </w:rPr>
-        <w:t>선형회귀와 다중</w:t>
-      </w:r>
-      <w:r>
-        <w:rPr>
-          <w:rFonts w:hint="eastAsia"/>
-          <w:noProof/>
-        </w:rPr>
-        <w:t xml:space="preserve"> </w:t>
-      </w:r>
-      <w:r>
-        <w:rPr>
-          <w:rFonts w:hint="eastAsia"/>
-          <w:noProof/>
-        </w:rPr>
-        <w:t>선형회귀로 나뉨</w:t>
-      </w:r>
-    </w:p>
-    <w:p>
-      <w:pPr>
-        <w:rPr>
-          <w:noProof/>
-        </w:rPr>
-      </w:pPr>
-    </w:p>
-    <w:p>
-      <w:pPr>
-        <w:rPr>
-          <w:noProof/>
-        </w:rPr>
-      </w:pPr>
-      <w:r>
-        <w:rPr>
-          <w:rFonts w:hint="eastAsia"/>
-          <w:noProof/>
-        </w:rPr>
-        <w:t>의사결정트리</w:t>
-      </w:r>
-    </w:p>
-    <w:p>
-      <w:r>
-        <w:rPr>
-          <w:rFonts w:hint="eastAsia"/>
-        </w:rPr>
-        <w:t xml:space="preserve">데이터를 </w:t>
-      </w:r>
-      <w:r>
-        <w:t>“</w:t>
-      </w:r>
-      <w:r>
-        <w:rPr>
-          <w:rFonts w:hint="eastAsia"/>
-        </w:rPr>
-        <w:t>속성</w:t>
-      </w:r>
-      <w:r>
-        <w:t>”</w:t>
-      </w:r>
-      <w:r>
-        <w:rPr>
-          <w:rFonts w:hint="eastAsia"/>
-        </w:rPr>
-        <w:t xml:space="preserve">이라는 특징으로 </w:t>
-      </w:r>
-      <w:proofErr w:type="spellStart"/>
-      <w:r>
-        <w:rPr>
-          <w:rFonts w:hint="eastAsia"/>
-        </w:rPr>
-        <w:t>이진분류하는</w:t>
-      </w:r>
-      <w:proofErr w:type="spellEnd"/>
-      <w:r>
-        <w:rPr>
-          <w:rFonts w:hint="eastAsia"/>
-        </w:rPr>
-        <w:t xml:space="preserve"> 트리기반 모델이다. 분할 속성을 결정하는 기준에는 불순도를 측정하는 지표인 엔트로피와 </w:t>
-      </w:r>
-      <w:proofErr w:type="spellStart"/>
-      <w:r>
-        <w:rPr>
-          <w:rFonts w:hint="eastAsia"/>
-        </w:rPr>
-        <w:t>지니계수가</w:t>
-      </w:r>
-      <w:proofErr w:type="spellEnd"/>
-      <w:r>
-        <w:rPr>
-          <w:rFonts w:hint="eastAsia"/>
-        </w:rPr>
-        <w:t xml:space="preserve"> 존재하며, 이를 통해 불순도가 낮은 속성을 선택함</w:t>
-      </w:r>
-    </w:p>
-    <w:p/>
-    <w:p>
-      <w:proofErr w:type="gramStart"/>
-      <w:r>
-        <w:rPr>
-          <w:rFonts w:hint="eastAsia"/>
-        </w:rPr>
-        <w:t>SVR(</w:t>
-      </w:r>
-      <w:proofErr w:type="gramEnd"/>
-      <w:r>
-        <w:rPr>
-          <w:rFonts w:hint="eastAsia"/>
-        </w:rPr>
-        <w:t>Support Vector Regression)</w:t>
-      </w:r>
-    </w:p>
-    <w:p>
-      <w:r>
-        <w:rPr>
-          <w:rFonts w:hint="eastAsia"/>
-        </w:rPr>
-        <w:t>SVM에 회귀문제를 적용한 모델로, 데이터에서 비선형 관계를 모델링 하는데 사용됨</w:t>
-      </w:r>
-    </w:p>
-    <w:p/>
-    <w:p>
-      <w:r>
-        <w:rPr>
-          <w:rFonts w:hint="eastAsia"/>
-        </w:rPr>
-        <w:t>신경망 모형(Neural Network Model)</w:t>
-      </w:r>
-    </w:p>
-    <w:p>
-      <w:r>
-        <w:rPr>
-          <w:rFonts w:hint="eastAsia"/>
-        </w:rPr>
-        <w:t xml:space="preserve">인간의 뇌 구조를 모방해 Input Layer, Hidden Layer, Output Layer로 구성되어 </w:t>
-      </w:r>
-      <w:r>
-        <w:rPr>
-          <w:rFonts w:hint="eastAsia"/>
-        </w:rPr>
-        <w:t>학습하는 모델. 각 입력에 Weight(가중치)</w:t>
-      </w:r>
-      <w:r>
-        <w:t>를</w:t>
-      </w:r>
-      <w:r>
-        <w:rPr>
-          <w:rFonts w:hint="eastAsia"/>
-        </w:rPr>
-        <w:t xml:space="preserve"> 부과하며 Activate Function(활성화 함수)</w:t>
-      </w:r>
-      <w:r>
-        <w:t>를</w:t>
-      </w:r>
-      <w:r>
-        <w:rPr>
-          <w:rFonts w:hint="eastAsia"/>
-        </w:rPr>
-        <w:t xml:space="preserve"> 도입하고 </w:t>
-      </w:r>
-      <w:proofErr w:type="spellStart"/>
-      <w:r>
-        <w:rPr>
-          <w:rFonts w:hint="eastAsia"/>
-        </w:rPr>
-        <w:t>순전파</w:t>
-      </w:r>
-      <w:proofErr w:type="spellEnd"/>
-      <w:r>
-        <w:rPr>
-          <w:rFonts w:hint="eastAsia"/>
-        </w:rPr>
-        <w:t xml:space="preserve">, </w:t>
-      </w:r>
-      <w:proofErr w:type="spellStart"/>
-      <w:r>
-        <w:rPr>
-          <w:rFonts w:hint="eastAsia"/>
-        </w:rPr>
-        <w:t>역전파</w:t>
-      </w:r>
-      <w:proofErr w:type="spellEnd"/>
-      <w:r>
-        <w:rPr>
-          <w:rFonts w:hint="eastAsia"/>
-        </w:rPr>
-        <w:t xml:space="preserve"> 계산을 통해 가중치를 수정한다. MLP, CNN, RNN 등</w:t>
-      </w:r>
-    </w:p>
-    <w:p/>
-    <w:p>
-      <w:pPr>
-        <w:rPr>
-          <w:rFonts w:hint="eastAsia"/>
-        </w:rPr>
-      </w:pPr>
-    </w:p>
-    <w:p>
-      <w:r>
-        <w:rPr>
-          <w:rFonts w:hint="eastAsia"/>
-        </w:rPr>
-        <w:lastRenderedPageBreak/>
-        <w:t xml:space="preserve">Ridge </w:t>
-      </w:r>
-      <w:proofErr w:type="spellStart"/>
-      <w:r>
-        <w:rPr>
-          <w:rFonts w:hint="eastAsia"/>
-        </w:rPr>
-        <w:t>릿지</w:t>
-      </w:r>
-      <w:proofErr w:type="spellEnd"/>
-    </w:p>
-    <w:p>
-      <w:r>
-        <w:rPr>
-          <w:rFonts w:hint="eastAsia"/>
-        </w:rPr>
-        <w:t>Linear Regression에 L2 정규화를 추가해 Overfitting를 방지하는 모델</w:t>
-      </w:r>
-    </w:p>
-    <w:p/>
-    <w:p>
-      <w:r>
-        <w:rPr>
-          <w:rFonts w:hint="eastAsia"/>
-        </w:rPr>
-        <w:t xml:space="preserve">Lasso </w:t>
-      </w:r>
-      <w:proofErr w:type="spellStart"/>
-      <w:r>
-        <w:rPr>
-          <w:rFonts w:hint="eastAsia"/>
-        </w:rPr>
-        <w:t>라쏘</w:t>
-      </w:r>
-      <w:proofErr w:type="spellEnd"/>
-    </w:p>
-    <w:p>
-      <w:r>
-        <w:rPr>
-          <w:rFonts w:hint="eastAsia"/>
-          <w:noProof/>
+          <w:rFonts w:hint="eastAsia"/>
+          <w:noProof/>
+          <w:sz w:val="20"/>
+          <w:szCs w:val="22"/>
+        </w:rPr>
+      </w:pPr>
+      <w:r>
+        <w:rPr>
+          <w:rFonts w:hint="eastAsia"/>
+          <w:noProof/>
+          <w:sz w:val="20"/>
+          <w:szCs w:val="22"/>
         </w:rPr>
         <mc:AlternateContent>
           <mc:Choice Requires="wps">
             <w:drawing>
-              <wp:anchor distT="0" distB="0" distL="114300" distR="114300" simplePos="0" relativeHeight="251670528" behindDoc="0" locked="0" layoutInCell="1" allowOverlap="1" wp14:anchorId="0EEC8E77" wp14:editId="6D6E2544">
+              <wp:anchor distT="0" distB="0" distL="114300" distR="114300" simplePos="0" relativeHeight="251692032" behindDoc="0" locked="0" layoutInCell="1" allowOverlap="1" wp14:anchorId="197BB31B" wp14:editId="3992D0C6">
+                <wp:simplePos x="0" y="0"/>
+                <wp:positionH relativeFrom="margin">
+                  <wp:align>right</wp:align>
+                </wp:positionH>
+                <wp:positionV relativeFrom="paragraph">
+                  <wp:posOffset>531114</wp:posOffset>
+                </wp:positionV>
+                <wp:extent cx="5705856" cy="6858"/>
+                <wp:effectExtent l="0" t="0" r="28575" b="31750"/>
+                <wp:wrapNone/>
+                <wp:docPr id="89991885" name="직선 연결선 7"/>
+                <wp:cNvGraphicFramePr/>
+                <a:graphic xmlns:a="http://schemas.openxmlformats.org/drawingml/2006/main">
+                  <a:graphicData uri="http://schemas.microsoft.com/office/word/2010/wordprocessingShape">
+                    <wps:wsp>
+                      <wps:cNvCnPr/>
+                      <wps:spPr>
+                        <a:xfrm flipV="1">
+                          <a:off x="0" y="0"/>
+                          <a:ext cx="5705856" cy="6858"/>
+                        </a:xfrm>
+                        <a:prstGeom prst="line">
+                          <a:avLst/>
+                        </a:prstGeom>
+                        <a:ln w="12700">
+                          <a:solidFill>
+                            <a:schemeClr val="tx1"/>
+                          </a:solidFill>
+                          <a:prstDash val="sysDash"/>
+                        </a:ln>
+                      </wps:spPr>
+                      <wps:style>
+                        <a:lnRef idx="1">
+                          <a:schemeClr val="accent1"/>
+                        </a:lnRef>
+                        <a:fillRef idx="0">
+                          <a:schemeClr val="accent1"/>
+                        </a:fillRef>
+                        <a:effectRef idx="0">
+                          <a:schemeClr val="accent1"/>
+                        </a:effectRef>
+                        <a:fontRef idx="minor">
+                          <a:schemeClr val="tx1"/>
+                        </a:fontRef>
+                      </wps:style>
+                      <wps:bodyPr/>
+                    </wps:wsp>
+                  </a:graphicData>
+                </a:graphic>
+                <wp14:sizeRelH relativeFrom="margin">
+                  <wp14:pctWidth>0</wp14:pctWidth>
+                </wp14:sizeRelH>
+                <wp14:sizeRelV relativeFrom="margin">
+                  <wp14:pctHeight>0</wp14:pctHeight>
+                </wp14:sizeRelV>
+              </wp:anchor>
+            </w:drawing>
+          </mc:Choice>
+          <mc:Fallback>
+            <w:pict>
+              <v:line w14:anchorId="16C47929" id="직선 연결선 7" o:spid="_x0000_s1026" style="position:absolute;flip:y;z-index:251692032;visibility:visible;mso-wrap-style:square;mso-width-percent:0;mso-height-percent:0;mso-wrap-distance-left:9pt;mso-wrap-distance-top:0;mso-wrap-distance-right:9pt;mso-wrap-distance-bottom:0;mso-position-horizontal:right;mso-position-horizontal-relative:margin;mso-position-vertical:absolute;mso-position-vertical-relative:text;mso-width-percent:0;mso-height-percent:0;mso-width-relative:margin;mso-height-relative:margin" from="398.1pt,41.8pt" to="847.4pt,42.35pt" o:gfxdata="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" strokecolor="black [3213]" strokeweight="1pt">
+                <v:stroke dashstyle="3 1" joinstyle="miter"/>
+                <w10:wrap anchorx="margin"/>
+              </v:line>
+            </w:pict>
+          </mc:Fallback>
+        </mc:AlternateContent>
+      </w:r>
+      <w:r>
+        <w:rPr>
+          <w:rFonts w:hint="eastAsia"/>
+          <w:noProof/>
+          <w:sz w:val="20"/>
+          <w:szCs w:val="22"/>
+        </w:rPr>
+        <w:t>독립변수를 통해 종속변수를 예측하는 모델링 분석. 독립변수의 개수에 따라 단순 선형회귀와 다중 선형회귀로 나뉨</w:t>
+      </w:r>
+    </w:p>
+    <w:p>
+      <w:pPr>
+        <w:rPr>
+          <w:noProof/>
+          <w:color w:val="7030A0"/>
+          <w:sz w:val="20"/>
+          <w:szCs w:val="22"/>
+        </w:rPr>
+      </w:pPr>
+      <w:r>
+        <w:rPr>
+          <w:rFonts w:hint="eastAsia"/>
+          <w:noProof/>
+          <w:color w:val="7030A0"/>
+          <w:sz w:val="20"/>
+          <w:szCs w:val="22"/>
+        </w:rPr>
+        <w:t>의사결정트리</w:t>
+      </w:r>
+    </w:p>
+    <w:p>
+      <w:pPr>
+        <w:rPr>
+          <w:rFonts w:hint="eastAsia"/>
+          <w:sz w:val="20"/>
+          <w:szCs w:val="22"/>
+        </w:rPr>
+      </w:pPr>
+      <w:r>
+        <w:rPr>
+          <w:rFonts w:hint="eastAsia"/>
+          <w:noProof/>
+          <w:sz w:val="20"/>
+          <w:szCs w:val="22"/>
+        </w:rPr>
+        <mc:AlternateContent>
+          <mc:Choice Requires="wps">
+            <w:drawing>
+              <wp:anchor distT="0" distB="0" distL="114300" distR="114300" simplePos="0" relativeHeight="251693056" behindDoc="0" locked="0" layoutInCell="1" allowOverlap="1" wp14:anchorId="50601E16" wp14:editId="126F09E3">
+                <wp:simplePos x="0" y="0"/>
+                <wp:positionH relativeFrom="margin">
+                  <wp:posOffset>11938</wp:posOffset>
+                </wp:positionH>
+                <wp:positionV relativeFrom="paragraph">
+                  <wp:posOffset>779780</wp:posOffset>
+                </wp:positionV>
+                <wp:extent cx="5705475" cy="6350"/>
+                <wp:effectExtent l="0" t="0" r="28575" b="31750"/>
+                <wp:wrapNone/>
+                <wp:docPr id="1331401902" name="직선 연결선 7"/>
+                <wp:cNvGraphicFramePr/>
+                <a:graphic xmlns:a="http://schemas.openxmlformats.org/drawingml/2006/main">
+                  <a:graphicData uri="http://schemas.microsoft.com/office/word/2010/wordprocessingShape">
+                    <wps:wsp>
+                      <wps:cNvCnPr/>
+                      <wps:spPr>
+                        <a:xfrm flipV="1">
+                          <a:off x="0" y="0"/>
+                          <a:ext cx="5705475" cy="6350"/>
+                        </a:xfrm>
+                        <a:prstGeom prst="line">
+                          <a:avLst/>
+                        </a:prstGeom>
+                        <a:ln w="12700">
+                          <a:solidFill>
+                            <a:schemeClr val="tx1"/>
+                          </a:solidFill>
+                          <a:prstDash val="sysDash"/>
+                        </a:ln>
+                      </wps:spPr>
+                      <wps:style>
+                        <a:lnRef idx="1">
+                          <a:schemeClr val="accent1"/>
+                        </a:lnRef>
+                        <a:fillRef idx="0">
+                          <a:schemeClr val="accent1"/>
+                        </a:fillRef>
+                        <a:effectRef idx="0">
+                          <a:schemeClr val="accent1"/>
+                        </a:effectRef>
+                        <a:fontRef idx="minor">
+                          <a:schemeClr val="tx1"/>
+                        </a:fontRef>
+                      </wps:style>
+                      <wps:bodyPr/>
+                    </wps:wsp>
+                  </a:graphicData>
+                </a:graphic>
+                <wp14:sizeRelH relativeFrom="margin">
+                  <wp14:pctWidth>0</wp14:pctWidth>
+                </wp14:sizeRelH>
+                <wp14:sizeRelV relativeFrom="margin">
+                  <wp14:pctHeight>0</wp14:pctHeight>
+                </wp14:sizeRelV>
+              </wp:anchor>
+            </w:drawing>
+          </mc:Choice>
+          <mc:Fallback>
+            <w:pict>
+              <v:line w14:anchorId="70C86989" id="직선 연결선 7" o:spid="_x0000_s1026" style="position:absolute;flip:y;z-index:251693056;visibility:visible;mso-wrap-style:square;mso-width-percent:0;mso-height-percent:0;mso-wrap-distance-left:9pt;mso-wrap-distance-top:0;mso-wrap-distance-right:9pt;mso-wrap-distance-bottom:0;mso-position-horizontal:absolute;mso-position-horizontal-relative:margin;mso-position-vertical:absolute;mso-position-vertical-relative:text;mso-width-percent:0;mso-height-percent:0;mso-width-relative:margin;mso-height-relative:margin" from=".95pt,61.4pt" to="450.2pt,61.9pt" o:gfxdata="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" strokecolor="black [3213]" strokeweight="1pt">
+                <v:stroke dashstyle="3 1" joinstyle="miter"/>
+                <w10:wrap anchorx="margin"/>
+              </v:line>
+            </w:pict>
+          </mc:Fallback>
+        </mc:AlternateContent>
+      </w:r>
+      <w:r>
+        <w:rPr>
+          <w:rFonts w:hint="eastAsia"/>
+          <w:sz w:val="20"/>
+          <w:szCs w:val="22"/>
+        </w:rPr>
+        <w:t xml:space="preserve">데이터를 </w:t>
+      </w:r>
+      <w:r>
+        <w:rPr>
+          <w:sz w:val="20"/>
+          <w:szCs w:val="22"/>
+        </w:rPr>
+        <w:t>“</w:t>
+      </w:r>
+      <w:r>
+        <w:rPr>
+          <w:rFonts w:hint="eastAsia"/>
+          <w:sz w:val="20"/>
+          <w:szCs w:val="22"/>
+        </w:rPr>
+        <w:t>속성</w:t>
+      </w:r>
+      <w:r>
+        <w:rPr>
+          <w:sz w:val="20"/>
+          <w:szCs w:val="22"/>
+        </w:rPr>
+        <w:t>”</w:t>
+      </w:r>
+      <w:r>
+        <w:rPr>
+          <w:rFonts w:hint="eastAsia"/>
+          <w:sz w:val="20"/>
+          <w:szCs w:val="22"/>
+        </w:rPr>
+        <w:t xml:space="preserve">이라는 특징으로 </w:t>
+      </w:r>
+      <w:proofErr w:type="spellStart"/>
+      <w:r>
+        <w:rPr>
+          <w:rFonts w:hint="eastAsia"/>
+          <w:sz w:val="20"/>
+          <w:szCs w:val="22"/>
+        </w:rPr>
+        <w:t>이진분류하는</w:t>
+      </w:r>
+      <w:proofErr w:type="spellEnd"/>
+      <w:r>
+        <w:rPr>
+          <w:rFonts w:hint="eastAsia"/>
+          <w:sz w:val="20"/>
+          <w:szCs w:val="22"/>
+        </w:rPr>
+        <w:t xml:space="preserve"> 트리기반 모델</w:t>
+      </w:r>
+      <w:r>
+        <w:rPr>
+          <w:rFonts w:hint="eastAsia"/>
+          <w:sz w:val="20"/>
+          <w:szCs w:val="22"/>
+        </w:rPr>
+        <w:t xml:space="preserve">. </w:t>
+      </w:r>
+      <w:r>
+        <w:rPr>
+          <w:rFonts w:hint="eastAsia"/>
+          <w:sz w:val="20"/>
+          <w:szCs w:val="22"/>
+        </w:rPr>
+        <w:t xml:space="preserve">분할 속성을 결정하는 기준에는 불순도를 측정하는 지표인 엔트로피와 </w:t>
+      </w:r>
+      <w:proofErr w:type="spellStart"/>
+      <w:r>
+        <w:rPr>
+          <w:rFonts w:hint="eastAsia"/>
+          <w:sz w:val="20"/>
+          <w:szCs w:val="22"/>
+        </w:rPr>
+        <w:t>지니계수가</w:t>
+      </w:r>
+      <w:proofErr w:type="spellEnd"/>
+      <w:r>
+        <w:rPr>
+          <w:rFonts w:hint="eastAsia"/>
+          <w:sz w:val="20"/>
+          <w:szCs w:val="22"/>
+        </w:rPr>
+        <w:t xml:space="preserve"> 존재하며, 이를 통해 불순도가 낮은 속성을 선택함</w:t>
+      </w:r>
+    </w:p>
+    <w:p>
+      <w:pPr>
+        <w:rPr>
+          <w:color w:val="7030A0"/>
+          <w:sz w:val="20"/>
+          <w:szCs w:val="22"/>
+        </w:rPr>
+      </w:pPr>
+      <w:proofErr w:type="gramStart"/>
+      <w:r>
+        <w:rPr>
+          <w:rFonts w:hint="eastAsia"/>
+          <w:color w:val="7030A0"/>
+          <w:sz w:val="20"/>
+          <w:szCs w:val="22"/>
+        </w:rPr>
+        <w:t>SVR(</w:t>
+      </w:r>
+      <w:proofErr w:type="gramEnd"/>
+      <w:r>
+        <w:rPr>
+          <w:rFonts w:hint="eastAsia"/>
+          <w:color w:val="7030A0"/>
+          <w:sz w:val="20"/>
+          <w:szCs w:val="22"/>
+        </w:rPr>
+        <w:t>Support Vector Regression)</w:t>
+      </w:r>
+    </w:p>
+    <w:p>
+      <w:pPr>
+        <w:rPr>
+          <w:rFonts w:hint="eastAsia"/>
+          <w:sz w:val="20"/>
+          <w:szCs w:val="22"/>
+        </w:rPr>
+      </w:pPr>
+      <w:r>
+        <w:rPr>
+          <w:rFonts w:hint="eastAsia"/>
+          <w:noProof/>
+          <w:sz w:val="20"/>
+          <w:szCs w:val="22"/>
+        </w:rPr>
+        <mc:AlternateContent>
+          <mc:Choice Requires="wps">
+            <w:drawing>
+              <wp:anchor distT="0" distB="0" distL="114300" distR="114300" simplePos="0" relativeHeight="251694080" behindDoc="0" locked="0" layoutInCell="1" allowOverlap="1" wp14:anchorId="48DAFF6A" wp14:editId="148556F5">
+                <wp:simplePos x="0" y="0"/>
+                <wp:positionH relativeFrom="margin">
+                  <wp:align>left</wp:align>
+                </wp:positionH>
+                <wp:positionV relativeFrom="paragraph">
+                  <wp:posOffset>310896</wp:posOffset>
+                </wp:positionV>
+                <wp:extent cx="5705475" cy="6350"/>
+                <wp:effectExtent l="0" t="0" r="28575" b="31750"/>
+                <wp:wrapNone/>
+                <wp:docPr id="1398345877" name="직선 연결선 7"/>
+                <wp:cNvGraphicFramePr/>
+                <a:graphic xmlns:a="http://schemas.openxmlformats.org/drawingml/2006/main">
+                  <a:graphicData uri="http://schemas.microsoft.com/office/word/2010/wordprocessingShape">
+                    <wps:wsp>
+                      <wps:cNvCnPr/>
+                      <wps:spPr>
+                        <a:xfrm flipV="1">
+                          <a:off x="0" y="0"/>
+                          <a:ext cx="5705475" cy="6350"/>
+                        </a:xfrm>
+                        <a:prstGeom prst="line">
+                          <a:avLst/>
+                        </a:prstGeom>
+                        <a:ln w="12700">
+                          <a:solidFill>
+                            <a:schemeClr val="tx1"/>
+                          </a:solidFill>
+                          <a:prstDash val="sysDash"/>
+                        </a:ln>
+                      </wps:spPr>
+                      <wps:style>
+                        <a:lnRef idx="1">
+                          <a:schemeClr val="accent1"/>
+                        </a:lnRef>
+                        <a:fillRef idx="0">
+                          <a:schemeClr val="accent1"/>
+                        </a:fillRef>
+                        <a:effectRef idx="0">
+                          <a:schemeClr val="accent1"/>
+                        </a:effectRef>
+                        <a:fontRef idx="minor">
+                          <a:schemeClr val="tx1"/>
+                        </a:fontRef>
+                      </wps:style>
+                      <wps:bodyPr/>
+                    </wps:wsp>
+                  </a:graphicData>
+                </a:graphic>
+                <wp14:sizeRelH relativeFrom="margin">
+                  <wp14:pctWidth>0</wp14:pctWidth>
+                </wp14:sizeRelH>
+                <wp14:sizeRelV relativeFrom="margin">
+                  <wp14:pctHeight>0</wp14:pctHeight>
+                </wp14:sizeRelV>
+              </wp:anchor>
+            </w:drawing>
+          </mc:Choice>
+          <mc:Fallback>
+            <w:pict>
+              <v:line w14:anchorId="18AB8CAA" id="직선 연결선 7" o:spid="_x0000_s1026" style="position:absolute;flip:y;z-index:251694080;visibility:visible;mso-wrap-style:square;mso-width-percent:0;mso-height-percent:0;mso-wrap-distance-left:9pt;mso-wrap-distance-top:0;mso-wrap-distance-right:9pt;mso-wrap-distance-bottom:0;mso-position-horizontal:left;mso-position-horizontal-relative:margin;mso-position-vertical:absolute;mso-position-vertical-relative:text;mso-width-percent:0;mso-height-percent:0;mso-width-relative:margin;mso-height-relative:margin" from="0,24.5pt" to="449.25pt,25pt" o:gfxdata="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" strokecolor="black [3213]" strokeweight="1pt">
+                <v:stroke dashstyle="3 1" joinstyle="miter"/>
+                <w10:wrap anchorx="margin"/>
+              </v:line>
+            </w:pict>
+          </mc:Fallback>
+        </mc:AlternateContent>
+      </w:r>
+      <w:r>
+        <w:rPr>
+          <w:rFonts w:hint="eastAsia"/>
+          <w:sz w:val="20"/>
+          <w:szCs w:val="22"/>
+        </w:rPr>
+        <w:t>SVM에 회귀문제를 적용한 모델로, 데이터에서 비선형 관계를 모델링 하는데 사용됨</w:t>
+      </w:r>
+    </w:p>
+    <w:p>
+      <w:pPr>
+        <w:rPr>
+          <w:color w:val="7030A0"/>
+          <w:sz w:val="20"/>
+          <w:szCs w:val="22"/>
+        </w:rPr>
+      </w:pPr>
+      <w:r>
+        <w:rPr>
+          <w:rFonts w:hint="eastAsia"/>
+          <w:color w:val="7030A0"/>
+          <w:sz w:val="20"/>
+          <w:szCs w:val="22"/>
+        </w:rPr>
+        <w:t>신경망 모형(Neural Network Model)</w:t>
+      </w:r>
+    </w:p>
+    <w:p>
+      <w:pPr>
+        <w:rPr>
+          <w:rFonts w:hint="eastAsia"/>
+          <w:sz w:val="20"/>
+          <w:szCs w:val="22"/>
+        </w:rPr>
+      </w:pPr>
+      <w:r>
+        <w:rPr>
+          <w:rFonts w:hint="eastAsia"/>
+          <w:noProof/>
+          <w:sz w:val="20"/>
+          <w:szCs w:val="22"/>
+        </w:rPr>
+        <mc:AlternateContent>
+          <mc:Choice Requires="wps">
+            <w:drawing>
+              <wp:anchor distT="0" distB="0" distL="114300" distR="114300" simplePos="0" relativeHeight="251695104" behindDoc="0" locked="0" layoutInCell="1" allowOverlap="1" wp14:anchorId="5A65B97D" wp14:editId="0B89CB01">
+                <wp:simplePos x="0" y="0"/>
+                <wp:positionH relativeFrom="margin">
+                  <wp:align>left</wp:align>
+                </wp:positionH>
+                <wp:positionV relativeFrom="paragraph">
+                  <wp:posOffset>810133</wp:posOffset>
+                </wp:positionV>
+                <wp:extent cx="5705475" cy="6350"/>
+                <wp:effectExtent l="0" t="0" r="28575" b="31750"/>
+                <wp:wrapNone/>
+                <wp:docPr id="2025759029" name="직선 연결선 7"/>
+                <wp:cNvGraphicFramePr/>
+                <a:graphic xmlns:a="http://schemas.openxmlformats.org/drawingml/2006/main">
+                  <a:graphicData uri="http://schemas.microsoft.com/office/word/2010/wordprocessingShape">
+                    <wps:wsp>
+                      <wps:cNvCnPr/>
+                      <wps:spPr>
+                        <a:xfrm flipV="1">
+                          <a:off x="0" y="0"/>
+                          <a:ext cx="5705475" cy="6350"/>
+                        </a:xfrm>
+                        <a:prstGeom prst="line">
+                          <a:avLst/>
+                        </a:prstGeom>
+                        <a:ln w="12700">
+                          <a:solidFill>
+                            <a:schemeClr val="tx1"/>
+                          </a:solidFill>
+                          <a:prstDash val="sysDash"/>
+                        </a:ln>
+                      </wps:spPr>
+                      <wps:style>
+                        <a:lnRef idx="1">
+                          <a:schemeClr val="accent1"/>
+                        </a:lnRef>
+                        <a:fillRef idx="0">
+                          <a:schemeClr val="accent1"/>
+                        </a:fillRef>
+                        <a:effectRef idx="0">
+                          <a:schemeClr val="accent1"/>
+                        </a:effectRef>
+                        <a:fontRef idx="minor">
+                          <a:schemeClr val="tx1"/>
+                        </a:fontRef>
+                      </wps:style>
+                      <wps:bodyPr/>
+                    </wps:wsp>
+                  </a:graphicData>
+                </a:graphic>
+                <wp14:sizeRelH relativeFrom="margin">
+                  <wp14:pctWidth>0</wp14:pctWidth>
+                </wp14:sizeRelH>
+                <wp14:sizeRelV relativeFrom="margin">
+                  <wp14:pctHeight>0</wp14:pctHeight>
+                </wp14:sizeRelV>
+              </wp:anchor>
+            </w:drawing>
+          </mc:Choice>
+          <mc:Fallback>
+            <w:pict>
+              <v:line w14:anchorId="12E420EE" id="직선 연결선 7" o:spid="_x0000_s1026" style="position:absolute;flip:y;z-index:251695104;visibility:visible;mso-wrap-style:square;mso-width-percent:0;mso-height-percent:0;mso-wrap-distance-left:9pt;mso-wrap-distance-top:0;mso-wrap-distance-right:9pt;mso-wrap-distance-bottom:0;mso-position-horizontal:left;mso-position-horizontal-relative:margin;mso-position-vertical:absolute;mso-position-vertical-relative:text;mso-width-percent:0;mso-height-percent:0;mso-width-relative:margin;mso-height-relative:margin" from="0,63.8pt" to="449.25pt,64.3pt" o:gfxdata="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" strokecolor="black [3213]" strokeweight="1pt">
+                <v:stroke dashstyle="3 1" joinstyle="miter"/>
+                <w10:wrap anchorx="margin"/>
+              </v:line>
+            </w:pict>
+          </mc:Fallback>
+        </mc:AlternateContent>
+      </w:r>
+      <w:r>
+        <w:rPr>
+          <w:rFonts w:hint="eastAsia"/>
+          <w:sz w:val="20"/>
+          <w:szCs w:val="22"/>
+        </w:rPr>
+        <w:t>인간의 뇌 구조를 모방해 Input Layer, Hidden Layer, Output Layer로 구성되어 학습하는 모델. 각 입력에 Weight(가중치)</w:t>
+      </w:r>
+      <w:r>
+        <w:rPr>
+          <w:sz w:val="20"/>
+          <w:szCs w:val="22"/>
+        </w:rPr>
+        <w:t>를</w:t>
+      </w:r>
+      <w:r>
+        <w:rPr>
+          <w:rFonts w:hint="eastAsia"/>
+          <w:sz w:val="20"/>
+          <w:szCs w:val="22"/>
+        </w:rPr>
+        <w:t xml:space="preserve"> 부과하며 Activate Function(활성화 함수)</w:t>
+      </w:r>
+      <w:r>
+        <w:rPr>
+          <w:sz w:val="20"/>
+          <w:szCs w:val="22"/>
+        </w:rPr>
+        <w:t>를</w:t>
+      </w:r>
+      <w:r>
+        <w:rPr>
+          <w:rFonts w:hint="eastAsia"/>
+          <w:sz w:val="20"/>
+          <w:szCs w:val="22"/>
+        </w:rPr>
+        <w:t xml:space="preserve"> 도입하고 </w:t>
+      </w:r>
+      <w:proofErr w:type="spellStart"/>
+      <w:r>
+        <w:rPr>
+          <w:rFonts w:hint="eastAsia"/>
+          <w:sz w:val="20"/>
+          <w:szCs w:val="22"/>
+        </w:rPr>
+        <w:t>순전파</w:t>
+      </w:r>
+      <w:proofErr w:type="spellEnd"/>
+      <w:r>
+        <w:rPr>
+          <w:rFonts w:hint="eastAsia"/>
+          <w:sz w:val="20"/>
+          <w:szCs w:val="22"/>
+        </w:rPr>
+        <w:t xml:space="preserve">, </w:t>
+      </w:r>
+      <w:proofErr w:type="spellStart"/>
+      <w:r>
+        <w:rPr>
+          <w:rFonts w:hint="eastAsia"/>
+          <w:sz w:val="20"/>
+          <w:szCs w:val="22"/>
+        </w:rPr>
+        <w:t>역전파</w:t>
+      </w:r>
+      <w:proofErr w:type="spellEnd"/>
+      <w:r>
+        <w:rPr>
+          <w:rFonts w:hint="eastAsia"/>
+          <w:sz w:val="20"/>
+          <w:szCs w:val="22"/>
+        </w:rPr>
+        <w:t xml:space="preserve"> 계산을 통해 가중치를 수정한다. MLP, CNN, RNN 등</w:t>
+      </w:r>
+    </w:p>
+    <w:p>
+      <w:pPr>
+        <w:rPr>
+          <w:color w:val="7030A0"/>
+          <w:sz w:val="20"/>
+          <w:szCs w:val="22"/>
+        </w:rPr>
+      </w:pPr>
+      <w:r>
+        <w:rPr>
+          <w:rFonts w:hint="eastAsia"/>
+          <w:color w:val="7030A0"/>
+          <w:sz w:val="20"/>
+          <w:szCs w:val="22"/>
+        </w:rPr>
+        <w:t xml:space="preserve">Ridge </w:t>
+      </w:r>
+      <w:proofErr w:type="spellStart"/>
+      <w:r>
+        <w:rPr>
+          <w:rFonts w:hint="eastAsia"/>
+          <w:color w:val="7030A0"/>
+          <w:sz w:val="20"/>
+          <w:szCs w:val="22"/>
+        </w:rPr>
+        <w:t>릿지</w:t>
+      </w:r>
+      <w:proofErr w:type="spellEnd"/>
+    </w:p>
+    <w:p>
+      <w:pPr>
+        <w:rPr>
+          <w:rFonts w:hint="eastAsia"/>
+          <w:sz w:val="20"/>
+          <w:szCs w:val="22"/>
+        </w:rPr>
+      </w:pPr>
+      <w:r>
+        <w:rPr>
+          <w:rFonts w:hint="eastAsia"/>
+          <w:noProof/>
+          <w:sz w:val="20"/>
+          <w:szCs w:val="22"/>
+        </w:rPr>
+        <mc:AlternateContent>
+          <mc:Choice Requires="wps">
+            <w:drawing>
+              <wp:anchor distT="0" distB="0" distL="114300" distR="114300" simplePos="0" relativeHeight="251696128" behindDoc="0" locked="0" layoutInCell="1" allowOverlap="1" wp14:anchorId="403D89A1" wp14:editId="13D5BC09">
+                <wp:simplePos x="0" y="0"/>
+                <wp:positionH relativeFrom="margin">
+                  <wp:align>left</wp:align>
+                </wp:positionH>
+                <wp:positionV relativeFrom="paragraph">
+                  <wp:posOffset>304165</wp:posOffset>
+                </wp:positionV>
+                <wp:extent cx="5705475" cy="6350"/>
+                <wp:effectExtent l="0" t="0" r="28575" b="31750"/>
+                <wp:wrapNone/>
+                <wp:docPr id="1843080298" name="직선 연결선 7"/>
+                <wp:cNvGraphicFramePr/>
+                <a:graphic xmlns:a="http://schemas.openxmlformats.org/drawingml/2006/main">
+                  <a:graphicData uri="http://schemas.microsoft.com/office/word/2010/wordprocessingShape">
+                    <wps:wsp>
+                      <wps:cNvCnPr/>
+                      <wps:spPr>
+                        <a:xfrm flipV="1">
+                          <a:off x="0" y="0"/>
+                          <a:ext cx="5705475" cy="6350"/>
+                        </a:xfrm>
+                        <a:prstGeom prst="line">
+                          <a:avLst/>
+                        </a:prstGeom>
+                        <a:ln w="12700">
+                          <a:solidFill>
+                            <a:schemeClr val="tx1"/>
+                          </a:solidFill>
+                          <a:prstDash val="sysDash"/>
+                        </a:ln>
+                      </wps:spPr>
+                      <wps:style>
+                        <a:lnRef idx="1">
+                          <a:schemeClr val="accent1"/>
+                        </a:lnRef>
+                        <a:fillRef idx="0">
+                          <a:schemeClr val="accent1"/>
+                        </a:fillRef>
+                        <a:effectRef idx="0">
+                          <a:schemeClr val="accent1"/>
+                        </a:effectRef>
+                        <a:fontRef idx="minor">
+                          <a:schemeClr val="tx1"/>
+                        </a:fontRef>
+                      </wps:style>
+                      <wps:bodyPr/>
+                    </wps:wsp>
+                  </a:graphicData>
+                </a:graphic>
+                <wp14:sizeRelH relativeFrom="margin">
+                  <wp14:pctWidth>0</wp14:pctWidth>
+                </wp14:sizeRelH>
+                <wp14:sizeRelV relativeFrom="margin">
+                  <wp14:pctHeight>0</wp14:pctHeight>
+                </wp14:sizeRelV>
+              </wp:anchor>
+            </w:drawing>
+          </mc:Choice>
+          <mc:Fallback>
+            <w:pict>
+              <v:line w14:anchorId="12962267" id="직선 연결선 7" o:spid="_x0000_s1026" style="position:absolute;flip:y;z-index:251696128;visibility:visible;mso-wrap-style:square;mso-width-percent:0;mso-height-percent:0;mso-wrap-distance-left:9pt;mso-wrap-distance-top:0;mso-wrap-distance-right:9pt;mso-wrap-distance-bottom:0;mso-position-horizontal:left;mso-position-horizontal-relative:margin;mso-position-vertical:absolute;mso-position-vertical-relative:text;mso-width-percent:0;mso-height-percent:0;mso-width-relative:margin;mso-height-relative:margin" from="0,23.95pt" to="449.25pt,24.45pt" o:gfxdata="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" strokecolor="black [3213]" strokeweight="1pt">
+                <v:stroke dashstyle="3 1" joinstyle="miter"/>
+                <w10:wrap anchorx="margin"/>
+              </v:line>
+            </w:pict>
+          </mc:Fallback>
+        </mc:AlternateContent>
+      </w:r>
+      <w:r>
+        <w:rPr>
+          <w:rFonts w:hint="eastAsia"/>
+          <w:sz w:val="20"/>
+          <w:szCs w:val="22"/>
+        </w:rPr>
+        <w:t>Linear Regression에 L2 정규화를 추가해 Overfitting를 방지하는 모델</w:t>
+      </w:r>
+    </w:p>
+    <w:p>
+      <w:pPr>
+        <w:rPr>
+          <w:color w:val="7030A0"/>
+          <w:sz w:val="20"/>
+          <w:szCs w:val="22"/>
+        </w:rPr>
+      </w:pPr>
+      <w:r>
+        <w:rPr>
+          <w:rFonts w:hint="eastAsia"/>
+          <w:color w:val="7030A0"/>
+          <w:sz w:val="20"/>
+          <w:szCs w:val="22"/>
+        </w:rPr>
+        <w:t xml:space="preserve">Lasso </w:t>
+      </w:r>
+      <w:proofErr w:type="spellStart"/>
+      <w:r>
+        <w:rPr>
+          <w:rFonts w:hint="eastAsia"/>
+          <w:color w:val="7030A0"/>
+          <w:sz w:val="20"/>
+          <w:szCs w:val="22"/>
+        </w:rPr>
+        <w:t>라쏘</w:t>
+      </w:r>
+      <w:proofErr w:type="spellEnd"/>
+    </w:p>
+    <w:p>
+      <w:pPr>
+        <w:rPr>
+          <w:sz w:val="20"/>
+          <w:szCs w:val="22"/>
+        </w:rPr>
+      </w:pPr>
+      <w:r>
+        <w:rPr>
+          <w:rFonts w:hint="eastAsia"/>
+          <w:noProof/>
+          <w:sz w:val="20"/>
+          <w:szCs w:val="22"/>
+        </w:rPr>
+        <mc:AlternateContent>
+          <mc:Choice Requires="wps">
+            <w:drawing>
+              <wp:anchor distT="0" distB="0" distL="114300" distR="114300" simplePos="0" relativeHeight="251685888" behindDoc="0" locked="0" layoutInCell="1" allowOverlap="1" wp14:anchorId="099B50E2" wp14:editId="267A96A4">
                 <wp:simplePos x="0" y="0"/>
                 <wp:positionH relativeFrom="margin">
                   <wp:posOffset>1</wp:posOffset>
@@ -1434,7 +1958,7 @@
           </mc:Choice>
           <mc:Fallback>
             <w:pict>
-              <v:line w14:anchorId="3BE17D3F" id="직선 연결선 7" o:spid="_x0000_s1026" style="position:absolute;flip:y;z-index:251670528;visibility:visible;mso-wrap-style:square;mso-width-percent:0;mso-height-percent:0;mso-wrap-distance-left:9pt;mso-wrap-distance-top:0;mso-wrap-distance-right:9pt;mso-wrap-distance-bottom:0;mso-position-horizontal:absolute;mso-position-horizontal-relative:margin;mso-position-vertical:absolute;mso-position-vertical-relative:text;mso-width-percent:0;mso-height-percent:0;mso-width-relative:margin;mso-height-relative:margin" from="0,43.7pt" to="449.3pt,44.25pt" o:gfxdata="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" strokecolor="black [3213]" strokeweight="2.25pt">
+              <v:line w14:anchorId="5646DCDD" id="직선 연결선 7" o:spid="_x0000_s1026" style="position:absolute;flip:y;z-index:251685888;visibility:visible;mso-wrap-style:square;mso-width-percent:0;mso-height-percent:0;mso-wrap-distance-left:9pt;mso-wrap-distance-top:0;mso-wrap-distance-right:9pt;mso-wrap-distance-bottom:0;mso-position-horizontal:absolute;mso-position-horizontal-relative:margin;mso-position-vertical:absolute;mso-position-vertical-relative:text;mso-width-percent:0;mso-height-percent:0;mso-width-relative:margin;mso-height-relative:margin" from="0,43.7pt" to="449.3pt,44.25pt" o:gfxdata="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" strokecolor="black [3213]" strokeweight="2.25pt">
                 <v:stroke joinstyle="miter"/>
                 <w10:wrap anchorx="margin"/>
               </v:line>
@@ -1445,232 +1969,882 @@
       <w:r>
         <w:rPr>
           <w:rFonts w:hint="eastAsia"/>
+          <w:sz w:val="20"/>
+          <w:szCs w:val="22"/>
         </w:rPr>
         <w:t>Linear Regression에 L1 정규화를 추가해 변수 계수를 0으로 만들어 자동 변수 선택하는 모델</w:t>
       </w:r>
     </w:p>
     <w:p>
-      <w:r>
-        <w:rPr>
-          <w:rFonts w:hint="eastAsia"/>
+      <w:pPr>
+        <w:rPr>
+          <w:sz w:val="20"/>
+          <w:szCs w:val="22"/>
+        </w:rPr>
+      </w:pPr>
+      <w:r>
+        <w:rPr>
+          <w:rFonts w:hint="eastAsia"/>
+          <w:color w:val="0070C0"/>
+          <w:sz w:val="20"/>
+          <w:szCs w:val="22"/>
         </w:rPr>
         <w:t>분류(Classification)</w:t>
       </w:r>
       <w:r>
         <w:rPr>
           <w:rFonts w:hint="eastAsia"/>
+          <w:sz w:val="20"/>
+          <w:szCs w:val="22"/>
         </w:rPr>
         <w:t>: 데이터에서 여러 개의 class로 예측, 분류하는 것</w:t>
       </w:r>
     </w:p>
     <w:p>
-      <w:r>
-        <w:rPr>
-          <w:rFonts w:hint="eastAsia"/>
-        </w:rPr>
+      <w:pPr>
+        <w:rPr>
+          <w:color w:val="7030A0"/>
+          <w:sz w:val="20"/>
+          <w:szCs w:val="22"/>
+        </w:rPr>
+      </w:pPr>
+      <w:r>
+        <w:rPr>
+          <w:rFonts w:hint="eastAsia"/>
+          <w:color w:val="7030A0"/>
+          <w:sz w:val="20"/>
+          <w:szCs w:val="22"/>
+        </w:rPr>
+        <w:lastRenderedPageBreak/>
         <w:t>Logistic Regression(로지스틱 회귀)</w:t>
       </w:r>
     </w:p>
     <w:p>
-      <w:r>
-        <w:rPr>
-          <w:rFonts w:hint="eastAsia"/>
-        </w:rPr>
-        <w:t xml:space="preserve">Sigmoid 함수를 통해 0~1값으로 Binary classification </w:t>
-      </w:r>
-      <w:proofErr w:type="spellStart"/>
-      <w:r>
-        <w:rPr>
-          <w:rFonts w:hint="eastAsia"/>
-        </w:rPr>
-        <w:t>이진분류하는</w:t>
-      </w:r>
-      <w:proofErr w:type="spellEnd"/>
-      <w:r>
-        <w:rPr>
-          <w:rFonts w:hint="eastAsia"/>
-        </w:rPr>
-        <w:t xml:space="preserve"> 모델</w:t>
-      </w:r>
-    </w:p>
-    <w:p/>
-    <w:p>
-      <w:r>
-        <w:rPr>
-          <w:rFonts w:hint="eastAsia"/>
-        </w:rPr>
-        <w:t>신경망 모형(Neural Network Model)</w:t>
-      </w:r>
-    </w:p>
-    <w:p>
-      <w:proofErr w:type="spellStart"/>
-      <w:r>
-        <w:rPr>
-          <w:rFonts w:hint="eastAsia"/>
-        </w:rPr>
-        <w:t>의사결정트리</w:t>
-      </w:r>
-      <w:proofErr w:type="spellEnd"/>
-    </w:p>
-    <w:p>
-      <w:r>
-        <w:rPr>
-          <w:rFonts w:hint="eastAsia"/>
-        </w:rPr>
-        <w:t>KNN</w:t>
-      </w:r>
-      <w:r>
-        <w:rPr>
-          <w:rFonts w:hint="eastAsia"/>
-        </w:rPr>
-        <w:t>(K-최근접 이웃 알고리즘)</w:t>
-      </w:r>
-    </w:p>
-    <w:p>
-      <w:r>
-        <w:t>K</w:t>
-      </w:r>
-      <w:r>
-        <w:rPr>
-          <w:rFonts w:hint="eastAsia"/>
-        </w:rPr>
-        <w:t xml:space="preserve">개수를 입력 받아 이를 기준으로, 유클리드 거리와 </w:t>
-      </w:r>
-      <w:proofErr w:type="spellStart"/>
-      <w:r>
-        <w:rPr>
-          <w:rFonts w:hint="eastAsia"/>
-        </w:rPr>
-        <w:t>맨허튼</w:t>
-      </w:r>
-      <w:proofErr w:type="spellEnd"/>
-      <w:r>
-        <w:rPr>
-          <w:rFonts w:hint="eastAsia"/>
-        </w:rPr>
-        <w:t xml:space="preserve"> 거리를 사용해 계산하여 가장 가까운 이웃을 찾고 분류하는 알고리즘</w:t>
-      </w:r>
-    </w:p>
-    <w:p/>
-    <w:p>
-      <w:r>
-        <w:rPr>
-          <w:rFonts w:hint="eastAsia"/>
-        </w:rPr>
-        <w:t>앙상블 모형</w:t>
-      </w:r>
-    </w:p>
-    <w:p>
-      <w:r>
-        <w:rPr>
-          <w:rFonts w:hint="eastAsia"/>
-        </w:rPr>
-        <w:t xml:space="preserve">여러 개의 모델을 결합해 단일 모델보다 더 나은 결과를 얻는 방법. 각 신경망을 독립적으로 학습시킨 후 마지막에 합침 </w:t>
-      </w:r>
-    </w:p>
-    <w:p>
-      <w:r>
-        <w:rPr>
-          <w:rFonts w:hint="eastAsia"/>
-        </w:rPr>
-        <w:t>SVM</w:t>
-      </w:r>
-    </w:p>
-    <w:p>
-      <w:proofErr w:type="spellStart"/>
-      <w:r>
-        <w:rPr>
-          <w:rFonts w:hint="eastAsia"/>
-        </w:rPr>
-        <w:t>나이브</w:t>
-      </w:r>
-      <w:proofErr w:type="spellEnd"/>
-      <w:r>
-        <w:rPr>
-          <w:rFonts w:hint="eastAsia"/>
-        </w:rPr>
-        <w:t xml:space="preserve"> </w:t>
-      </w:r>
-      <w:proofErr w:type="spellStart"/>
-      <w:r>
-        <w:rPr>
-          <w:rFonts w:hint="eastAsia"/>
-        </w:rPr>
-        <w:t>베이즈</w:t>
-      </w:r>
-      <w:proofErr w:type="spellEnd"/>
-      <w:r>
-        <w:rPr>
-          <w:rFonts w:hint="eastAsia"/>
-        </w:rPr>
-        <w:t xml:space="preserve"> 분류</w:t>
-      </w:r>
-    </w:p>
-    <w:p>
-      <w:proofErr w:type="spellStart"/>
-      <w:r>
-        <w:rPr>
-          <w:rFonts w:hint="eastAsia"/>
-        </w:rPr>
-        <w:t>베이즈</w:t>
-      </w:r>
-      <w:proofErr w:type="spellEnd"/>
-      <w:r>
-        <w:rPr>
-          <w:rFonts w:hint="eastAsia"/>
-        </w:rPr>
-        <w:t xml:space="preserve"> 정리에 기반해 모든 특성들이 서로 독립이란 가정하에 확률을 계산하는 알고리즘</w:t>
-      </w:r>
-    </w:p>
-    <w:p>
-      <w:pPr>
-        <w:widowControl/>
-        <w:wordWrap/>
-        <w:autoSpaceDE/>
-        <w:autoSpaceDN/>
-      </w:pPr>
-      <w:r>
-        <w:br w:type="page"/>
-      </w:r>
-    </w:p>
-    <w:p>
-      <w:pPr>
-        <w:rPr>
-          <w:noProof/>
-        </w:rPr>
-      </w:pPr>
-      <w:r>
-        <w:rPr>
-          <w:rFonts w:hint="eastAsia"/>
-          <w:noProof/>
-        </w:rPr>
-        <w:lastRenderedPageBreak/>
-        <w:t>비지도 학습: 데이터 label(정답)</w:t>
-      </w:r>
-      <w:r>
-        <w:rPr>
-          <w:noProof/>
-        </w:rPr>
-        <w:t>을</w:t>
-      </w:r>
-      <w:r>
-        <w:rPr>
-          <w:rFonts w:hint="eastAsia"/>
-          <w:noProof/>
-        </w:rPr>
-        <w:t xml:space="preserve"> 주지 않고 학습하는 모델</w:t>
-      </w:r>
-    </w:p>
-    <w:p>
-      <w:r>
-        <w:rPr>
-          <w:rFonts w:hint="eastAsia"/>
-          <w:noProof/>
+      <w:pPr>
+        <w:rPr>
+          <w:sz w:val="20"/>
+          <w:szCs w:val="22"/>
+        </w:rPr>
+      </w:pPr>
+      <w:r>
+        <w:rPr>
+          <w:rFonts w:hint="eastAsia"/>
+          <w:noProof/>
+          <w:sz w:val="20"/>
+          <w:szCs w:val="22"/>
         </w:rPr>
         <mc:AlternateContent>
           <mc:Choice Requires="wps">
             <w:drawing>
-              <wp:anchor distT="0" distB="0" distL="114300" distR="114300" simplePos="0" relativeHeight="251674624" behindDoc="0" locked="0" layoutInCell="1" allowOverlap="1" wp14:anchorId="78CA0628" wp14:editId="77D41F10">
+              <wp:anchor distT="0" distB="0" distL="114300" distR="114300" simplePos="0" relativeHeight="251697152" behindDoc="0" locked="0" layoutInCell="1" allowOverlap="1" wp14:anchorId="47F1CF52" wp14:editId="22AB4A0B">
+                <wp:simplePos x="0" y="0"/>
+                <wp:positionH relativeFrom="margin">
+                  <wp:align>left</wp:align>
+                </wp:positionH>
+                <wp:positionV relativeFrom="paragraph">
+                  <wp:posOffset>306324</wp:posOffset>
+                </wp:positionV>
+                <wp:extent cx="5705475" cy="6350"/>
+                <wp:effectExtent l="0" t="0" r="28575" b="31750"/>
+                <wp:wrapNone/>
+                <wp:docPr id="638841831" name="직선 연결선 7"/>
+                <wp:cNvGraphicFramePr/>
+                <a:graphic xmlns:a="http://schemas.openxmlformats.org/drawingml/2006/main">
+                  <a:graphicData uri="http://schemas.microsoft.com/office/word/2010/wordprocessingShape">
+                    <wps:wsp>
+                      <wps:cNvCnPr/>
+                      <wps:spPr>
+                        <a:xfrm flipV="1">
+                          <a:off x="0" y="0"/>
+                          <a:ext cx="5705475" cy="6350"/>
+                        </a:xfrm>
+                        <a:prstGeom prst="line">
+                          <a:avLst/>
+                        </a:prstGeom>
+                        <a:ln w="12700">
+                          <a:solidFill>
+                            <a:schemeClr val="tx1"/>
+                          </a:solidFill>
+                          <a:prstDash val="sysDash"/>
+                        </a:ln>
+                      </wps:spPr>
+                      <wps:style>
+                        <a:lnRef idx="1">
+                          <a:schemeClr val="accent1"/>
+                        </a:lnRef>
+                        <a:fillRef idx="0">
+                          <a:schemeClr val="accent1"/>
+                        </a:fillRef>
+                        <a:effectRef idx="0">
+                          <a:schemeClr val="accent1"/>
+                        </a:effectRef>
+                        <a:fontRef idx="minor">
+                          <a:schemeClr val="tx1"/>
+                        </a:fontRef>
+                      </wps:style>
+                      <wps:bodyPr/>
+                    </wps:wsp>
+                  </a:graphicData>
+                </a:graphic>
+                <wp14:sizeRelH relativeFrom="margin">
+                  <wp14:pctWidth>0</wp14:pctWidth>
+                </wp14:sizeRelH>
+                <wp14:sizeRelV relativeFrom="margin">
+                  <wp14:pctHeight>0</wp14:pctHeight>
+                </wp14:sizeRelV>
+              </wp:anchor>
+            </w:drawing>
+          </mc:Choice>
+          <mc:Fallback>
+            <w:pict>
+              <v:line w14:anchorId="7DF60E69" id="직선 연결선 7" o:spid="_x0000_s1026" style="position:absolute;flip:y;z-index:251697152;visibility:visible;mso-wrap-style:square;mso-width-percent:0;mso-height-percent:0;mso-wrap-distance-left:9pt;mso-wrap-distance-top:0;mso-wrap-distance-right:9pt;mso-wrap-distance-bottom:0;mso-position-horizontal:left;mso-position-horizontal-relative:margin;mso-position-vertical:absolute;mso-position-vertical-relative:text;mso-width-percent:0;mso-height-percent:0;mso-width-relative:margin;mso-height-relative:margin" from="0,24.1pt" to="449.25pt,24.6pt" o:gfxdata="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" strokecolor="black [3213]" strokeweight="1pt">
+                <v:stroke dashstyle="3 1" joinstyle="miter"/>
+                <w10:wrap anchorx="margin"/>
+              </v:line>
+            </w:pict>
+          </mc:Fallback>
+        </mc:AlternateContent>
+      </w:r>
+      <w:r>
+        <w:rPr>
+          <w:rFonts w:hint="eastAsia"/>
+          <w:sz w:val="20"/>
+          <w:szCs w:val="22"/>
+        </w:rPr>
+        <w:t xml:space="preserve">Sigmoid 함수를 통해 0~1값으로 Binary classification </w:t>
+      </w:r>
+      <w:proofErr w:type="spellStart"/>
+      <w:r>
+        <w:rPr>
+          <w:rFonts w:hint="eastAsia"/>
+          <w:sz w:val="20"/>
+          <w:szCs w:val="22"/>
+        </w:rPr>
+        <w:t>이진분류하는</w:t>
+      </w:r>
+      <w:proofErr w:type="spellEnd"/>
+      <w:r>
+        <w:rPr>
+          <w:rFonts w:hint="eastAsia"/>
+          <w:sz w:val="20"/>
+          <w:szCs w:val="22"/>
+        </w:rPr>
+        <w:t xml:space="preserve"> 모델</w:t>
+      </w:r>
+    </w:p>
+    <w:p>
+      <w:pPr>
+        <w:rPr>
+          <w:sz w:val="20"/>
+          <w:szCs w:val="22"/>
+        </w:rPr>
+      </w:pPr>
+    </w:p>
+    <w:p>
+      <w:pPr>
+        <w:rPr>
+          <w:color w:val="7030A0"/>
+          <w:sz w:val="20"/>
+          <w:szCs w:val="22"/>
+        </w:rPr>
+      </w:pPr>
+      <w:r>
+        <w:rPr>
+          <w:rFonts w:hint="eastAsia"/>
+          <w:color w:val="7030A0"/>
+          <w:sz w:val="20"/>
+          <w:szCs w:val="22"/>
+        </w:rPr>
+        <w:t>신경망 모형(Neural Network Model)</w:t>
+      </w:r>
+      <w:r>
+        <w:rPr>
+          <w:rFonts w:hint="eastAsia"/>
+          <w:noProof/>
+          <w:color w:val="7030A0"/>
+          <w:sz w:val="20"/>
+          <w:szCs w:val="22"/>
+        </w:rPr>
+        <w:t xml:space="preserve"> </w:t>
+      </w:r>
+    </w:p>
+    <w:p>
+      <w:pPr>
+        <w:rPr>
+          <w:color w:val="7030A0"/>
+          <w:sz w:val="20"/>
+          <w:szCs w:val="22"/>
+        </w:rPr>
+      </w:pPr>
+      <w:proofErr w:type="spellStart"/>
+      <w:r>
+        <w:rPr>
+          <w:rFonts w:hint="eastAsia"/>
+          <w:color w:val="7030A0"/>
+          <w:sz w:val="20"/>
+          <w:szCs w:val="22"/>
+        </w:rPr>
+        <w:t>의사결정트리</w:t>
+      </w:r>
+      <w:proofErr w:type="spellEnd"/>
+    </w:p>
+    <w:p>
+      <w:pPr>
+        <w:rPr>
+          <w:sz w:val="20"/>
+          <w:szCs w:val="22"/>
+        </w:rPr>
+      </w:pPr>
+      <w:r>
+        <w:rPr>
+          <w:rFonts w:hint="eastAsia"/>
+          <w:noProof/>
+          <w:color w:val="7030A0"/>
+          <w:sz w:val="20"/>
+          <w:szCs w:val="22"/>
+        </w:rPr>
+        <mc:AlternateContent>
+          <mc:Choice Requires="wps">
+            <w:drawing>
+              <wp:anchor distT="0" distB="0" distL="114300" distR="114300" simplePos="0" relativeHeight="251698176" behindDoc="0" locked="0" layoutInCell="1" allowOverlap="1" wp14:anchorId="204445E4" wp14:editId="7639F0A6">
+                <wp:simplePos x="0" y="0"/>
+                <wp:positionH relativeFrom="margin">
+                  <wp:align>left</wp:align>
+                </wp:positionH>
+                <wp:positionV relativeFrom="paragraph">
+                  <wp:posOffset>8509</wp:posOffset>
+                </wp:positionV>
+                <wp:extent cx="5705475" cy="6350"/>
+                <wp:effectExtent l="0" t="0" r="28575" b="31750"/>
+                <wp:wrapNone/>
+                <wp:docPr id="1977635007" name="직선 연결선 7"/>
+                <wp:cNvGraphicFramePr/>
+                <a:graphic xmlns:a="http://schemas.openxmlformats.org/drawingml/2006/main">
+                  <a:graphicData uri="http://schemas.microsoft.com/office/word/2010/wordprocessingShape">
+                    <wps:wsp>
+                      <wps:cNvCnPr/>
+                      <wps:spPr>
+                        <a:xfrm flipV="1">
+                          <a:off x="0" y="0"/>
+                          <a:ext cx="5705475" cy="6350"/>
+                        </a:xfrm>
+                        <a:prstGeom prst="line">
+                          <a:avLst/>
+                        </a:prstGeom>
+                        <a:ln w="12700">
+                          <a:solidFill>
+                            <a:schemeClr val="tx1"/>
+                          </a:solidFill>
+                          <a:prstDash val="sysDash"/>
+                        </a:ln>
+                      </wps:spPr>
+                      <wps:style>
+                        <a:lnRef idx="1">
+                          <a:schemeClr val="accent1"/>
+                        </a:lnRef>
+                        <a:fillRef idx="0">
+                          <a:schemeClr val="accent1"/>
+                        </a:fillRef>
+                        <a:effectRef idx="0">
+                          <a:schemeClr val="accent1"/>
+                        </a:effectRef>
+                        <a:fontRef idx="minor">
+                          <a:schemeClr val="tx1"/>
+                        </a:fontRef>
+                      </wps:style>
+                      <wps:bodyPr/>
+                    </wps:wsp>
+                  </a:graphicData>
+                </a:graphic>
+                <wp14:sizeRelH relativeFrom="margin">
+                  <wp14:pctWidth>0</wp14:pctWidth>
+                </wp14:sizeRelH>
+                <wp14:sizeRelV relativeFrom="margin">
+                  <wp14:pctHeight>0</wp14:pctHeight>
+                </wp14:sizeRelV>
+              </wp:anchor>
+            </w:drawing>
+          </mc:Choice>
+          <mc:Fallback>
+            <w:pict>
+              <v:line w14:anchorId="0F583764" id="직선 연결선 7" o:spid="_x0000_s1026" style="position:absolute;flip:y;z-index:251698176;visibility:visible;mso-wrap-style:square;mso-width-percent:0;mso-height-percent:0;mso-wrap-distance-left:9pt;mso-wrap-distance-top:0;mso-wrap-distance-right:9pt;mso-wrap-distance-bottom:0;mso-position-horizontal:left;mso-position-horizontal-relative:margin;mso-position-vertical:absolute;mso-position-vertical-relative:text;mso-width-percent:0;mso-height-percent:0;mso-width-relative:margin;mso-height-relative:margin" from="0,.65pt" to="449.25pt,1.15pt" o:gfxdata="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" strokecolor="black [3213]" strokeweight="1pt">
+                <v:stroke dashstyle="3 1" joinstyle="miter"/>
+                <w10:wrap anchorx="margin"/>
+              </v:line>
+            </w:pict>
+          </mc:Fallback>
+        </mc:AlternateContent>
+      </w:r>
+      <w:r>
+        <w:rPr>
+          <w:rFonts w:hint="eastAsia"/>
+          <w:color w:val="7030A0"/>
+          <w:sz w:val="20"/>
+          <w:szCs w:val="22"/>
+        </w:rPr>
+        <w:t>KNN(K-최근접 이웃 알고리즘)</w:t>
+      </w:r>
+    </w:p>
+    <w:p>
+      <w:pPr>
+        <w:rPr>
+          <w:rFonts w:hint="eastAsia"/>
+          <w:sz w:val="20"/>
+          <w:szCs w:val="22"/>
+        </w:rPr>
+      </w:pPr>
+      <w:r>
+        <w:rPr>
+          <w:rFonts w:hint="eastAsia"/>
+          <w:noProof/>
+          <w:sz w:val="20"/>
+          <w:szCs w:val="22"/>
+        </w:rPr>
+        <mc:AlternateContent>
+          <mc:Choice Requires="wps">
+            <w:drawing>
+              <wp:anchor distT="0" distB="0" distL="114300" distR="114300" simplePos="0" relativeHeight="251699200" behindDoc="0" locked="0" layoutInCell="1" allowOverlap="1" wp14:anchorId="27D212AF" wp14:editId="41237926">
+                <wp:simplePos x="0" y="0"/>
+                <wp:positionH relativeFrom="margin">
+                  <wp:align>left</wp:align>
+                </wp:positionH>
+                <wp:positionV relativeFrom="paragraph">
+                  <wp:posOffset>535686</wp:posOffset>
+                </wp:positionV>
+                <wp:extent cx="5705475" cy="6350"/>
+                <wp:effectExtent l="0" t="0" r="28575" b="31750"/>
+                <wp:wrapNone/>
+                <wp:docPr id="1058004221" name="직선 연결선 7"/>
+                <wp:cNvGraphicFramePr/>
+                <a:graphic xmlns:a="http://schemas.openxmlformats.org/drawingml/2006/main">
+                  <a:graphicData uri="http://schemas.microsoft.com/office/word/2010/wordprocessingShape">
+                    <wps:wsp>
+                      <wps:cNvCnPr/>
+                      <wps:spPr>
+                        <a:xfrm flipV="1">
+                          <a:off x="0" y="0"/>
+                          <a:ext cx="5705475" cy="6350"/>
+                        </a:xfrm>
+                        <a:prstGeom prst="line">
+                          <a:avLst/>
+                        </a:prstGeom>
+                        <a:ln w="12700">
+                          <a:solidFill>
+                            <a:schemeClr val="tx1"/>
+                          </a:solidFill>
+                          <a:prstDash val="sysDash"/>
+                        </a:ln>
+                      </wps:spPr>
+                      <wps:style>
+                        <a:lnRef idx="1">
+                          <a:schemeClr val="accent1"/>
+                        </a:lnRef>
+                        <a:fillRef idx="0">
+                          <a:schemeClr val="accent1"/>
+                        </a:fillRef>
+                        <a:effectRef idx="0">
+                          <a:schemeClr val="accent1"/>
+                        </a:effectRef>
+                        <a:fontRef idx="minor">
+                          <a:schemeClr val="tx1"/>
+                        </a:fontRef>
+                      </wps:style>
+                      <wps:bodyPr/>
+                    </wps:wsp>
+                  </a:graphicData>
+                </a:graphic>
+                <wp14:sizeRelH relativeFrom="margin">
+                  <wp14:pctWidth>0</wp14:pctWidth>
+                </wp14:sizeRelH>
+                <wp14:sizeRelV relativeFrom="margin">
+                  <wp14:pctHeight>0</wp14:pctHeight>
+                </wp14:sizeRelV>
+              </wp:anchor>
+            </w:drawing>
+          </mc:Choice>
+          <mc:Fallback>
+            <w:pict>
+              <v:line w14:anchorId="14E37CC3" id="직선 연결선 7" o:spid="_x0000_s1026" style="position:absolute;flip:y;z-index:251699200;visibility:visible;mso-wrap-style:square;mso-width-percent:0;mso-height-percent:0;mso-wrap-distance-left:9pt;mso-wrap-distance-top:0;mso-wrap-distance-right:9pt;mso-wrap-distance-bottom:0;mso-position-horizontal:left;mso-position-horizontal-relative:margin;mso-position-vertical:absolute;mso-position-vertical-relative:text;mso-width-percent:0;mso-height-percent:0;mso-width-relative:margin;mso-height-relative:margin" from="0,42.2pt" to="449.25pt,42.7pt" o:gfxdata="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" strokecolor="black [3213]" strokeweight="1pt">
+                <v:stroke dashstyle="3 1" joinstyle="miter"/>
+                <w10:wrap anchorx="margin"/>
+              </v:line>
+            </w:pict>
+          </mc:Fallback>
+        </mc:AlternateContent>
+      </w:r>
+      <w:r>
+        <w:rPr>
+          <w:sz w:val="20"/>
+          <w:szCs w:val="22"/>
+        </w:rPr>
+        <w:t>K</w:t>
+      </w:r>
+      <w:r>
+        <w:rPr>
+          <w:rFonts w:hint="eastAsia"/>
+          <w:sz w:val="20"/>
+          <w:szCs w:val="22"/>
+        </w:rPr>
+        <w:t xml:space="preserve">개수를 입력 받아 이를 기준으로, 유클리드 거리와 </w:t>
+      </w:r>
+      <w:proofErr w:type="spellStart"/>
+      <w:r>
+        <w:rPr>
+          <w:rFonts w:hint="eastAsia"/>
+          <w:sz w:val="20"/>
+          <w:szCs w:val="22"/>
+        </w:rPr>
+        <w:t>맨허튼</w:t>
+      </w:r>
+      <w:proofErr w:type="spellEnd"/>
+      <w:r>
+        <w:rPr>
+          <w:rFonts w:hint="eastAsia"/>
+          <w:sz w:val="20"/>
+          <w:szCs w:val="22"/>
+        </w:rPr>
+        <w:t xml:space="preserve"> 거리를 사용해 계산하여 가장 가까운 이웃을 찾고 분류하는 알고리즘</w:t>
+      </w:r>
+    </w:p>
+    <w:p>
+      <w:pPr>
+        <w:rPr>
+          <w:color w:val="7030A0"/>
+          <w:sz w:val="20"/>
+          <w:szCs w:val="22"/>
+        </w:rPr>
+      </w:pPr>
+      <w:r>
+        <w:rPr>
+          <w:rFonts w:hint="eastAsia"/>
+          <w:color w:val="7030A0"/>
+          <w:sz w:val="20"/>
+          <w:szCs w:val="22"/>
+        </w:rPr>
+        <w:t>앙상블 모형</w:t>
+      </w:r>
+    </w:p>
+    <w:p>
+      <w:pPr>
+        <w:rPr>
+          <w:rFonts w:hint="eastAsia"/>
+          <w:sz w:val="20"/>
+          <w:szCs w:val="22"/>
+        </w:rPr>
+      </w:pPr>
+      <w:r>
+        <w:rPr>
+          <w:rFonts w:hint="eastAsia"/>
+          <w:sz w:val="20"/>
+          <w:szCs w:val="22"/>
+        </w:rPr>
+        <w:t xml:space="preserve">여러 개의 모델을 결합해 단일 모델보다 더 나은 결과를 얻는 방법. 각 신경망을 독립적으로 학습시킨 후 마지막에 합침 </w:t>
+      </w:r>
+    </w:p>
+    <w:p>
+      <w:pPr>
+        <w:rPr>
+          <w:color w:val="7030A0"/>
+          <w:sz w:val="20"/>
+          <w:szCs w:val="22"/>
+        </w:rPr>
+      </w:pPr>
+      <w:r>
+        <w:rPr>
+          <w:rFonts w:hint="eastAsia"/>
+          <w:noProof/>
+          <w:color w:val="7030A0"/>
+          <w:sz w:val="20"/>
+          <w:szCs w:val="22"/>
+        </w:rPr>
+        <mc:AlternateContent>
+          <mc:Choice Requires="wps">
+            <w:drawing>
+              <wp:anchor distT="0" distB="0" distL="114300" distR="114300" simplePos="0" relativeHeight="251700224" behindDoc="0" locked="0" layoutInCell="1" allowOverlap="1" wp14:anchorId="08EB7BC7" wp14:editId="4CF83405">
+                <wp:simplePos x="0" y="0"/>
+                <wp:positionH relativeFrom="margin">
+                  <wp:align>left</wp:align>
+                </wp:positionH>
+                <wp:positionV relativeFrom="paragraph">
+                  <wp:posOffset>-635</wp:posOffset>
+                </wp:positionV>
+                <wp:extent cx="5705475" cy="6350"/>
+                <wp:effectExtent l="0" t="0" r="28575" b="31750"/>
+                <wp:wrapNone/>
+                <wp:docPr id="2015570921" name="직선 연결선 7"/>
+                <wp:cNvGraphicFramePr/>
+                <a:graphic xmlns:a="http://schemas.openxmlformats.org/drawingml/2006/main">
+                  <a:graphicData uri="http://schemas.microsoft.com/office/word/2010/wordprocessingShape">
+                    <wps:wsp>
+                      <wps:cNvCnPr/>
+                      <wps:spPr>
+                        <a:xfrm flipV="1">
+                          <a:off x="0" y="0"/>
+                          <a:ext cx="5705475" cy="6350"/>
+                        </a:xfrm>
+                        <a:prstGeom prst="line">
+                          <a:avLst/>
+                        </a:prstGeom>
+                        <a:ln w="12700">
+                          <a:solidFill>
+                            <a:schemeClr val="tx1"/>
+                          </a:solidFill>
+                          <a:prstDash val="sysDash"/>
+                        </a:ln>
+                      </wps:spPr>
+                      <wps:style>
+                        <a:lnRef idx="1">
+                          <a:schemeClr val="accent1"/>
+                        </a:lnRef>
+                        <a:fillRef idx="0">
+                          <a:schemeClr val="accent1"/>
+                        </a:fillRef>
+                        <a:effectRef idx="0">
+                          <a:schemeClr val="accent1"/>
+                        </a:effectRef>
+                        <a:fontRef idx="minor">
+                          <a:schemeClr val="tx1"/>
+                        </a:fontRef>
+                      </wps:style>
+                      <wps:bodyPr/>
+                    </wps:wsp>
+                  </a:graphicData>
+                </a:graphic>
+                <wp14:sizeRelH relativeFrom="margin">
+                  <wp14:pctWidth>0</wp14:pctWidth>
+                </wp14:sizeRelH>
+                <wp14:sizeRelV relativeFrom="margin">
+                  <wp14:pctHeight>0</wp14:pctHeight>
+                </wp14:sizeRelV>
+              </wp:anchor>
+            </w:drawing>
+          </mc:Choice>
+          <mc:Fallback>
+            <w:pict>
+              <v:line w14:anchorId="69CC3AA9" id="직선 연결선 7" o:spid="_x0000_s1026" style="position:absolute;flip:y;z-index:251700224;visibility:visible;mso-wrap-style:square;mso-width-percent:0;mso-height-percent:0;mso-wrap-distance-left:9pt;mso-wrap-distance-top:0;mso-wrap-distance-right:9pt;mso-wrap-distance-bottom:0;mso-position-horizontal:left;mso-position-horizontal-relative:margin;mso-position-vertical:absolute;mso-position-vertical-relative:text;mso-width-percent:0;mso-height-percent:0;mso-width-relative:margin;mso-height-relative:margin" from="0,-.05pt" to="449.25pt,.45pt" o:gfxdata="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" strokecolor="black [3213]" strokeweight="1pt">
+                <v:stroke dashstyle="3 1" joinstyle="miter"/>
+                <w10:wrap anchorx="margin"/>
+              </v:line>
+            </w:pict>
+          </mc:Fallback>
+        </mc:AlternateContent>
+      </w:r>
+      <w:r>
+        <w:rPr>
+          <w:rFonts w:hint="eastAsia"/>
+          <w:color w:val="7030A0"/>
+          <w:sz w:val="20"/>
+          <w:szCs w:val="22"/>
+        </w:rPr>
+        <w:t>SVM</w:t>
+      </w:r>
+    </w:p>
+    <w:p>
+      <w:pPr>
+        <w:rPr>
+          <w:rFonts w:hint="eastAsia"/>
+          <w:sz w:val="20"/>
+          <w:szCs w:val="22"/>
+        </w:rPr>
+      </w:pPr>
+      <w:bookmarkStart w:id="0" w:name="_Hlk199703863"/>
+      <w:r>
+        <w:rPr>
+          <w:rFonts w:hint="eastAsia"/>
+          <w:noProof/>
+          <w:sz w:val="20"/>
+          <w:szCs w:val="22"/>
+        </w:rPr>
+        <mc:AlternateContent>
+          <mc:Choice Requires="wps">
+            <w:drawing>
+              <wp:anchor distT="0" distB="0" distL="114300" distR="114300" simplePos="0" relativeHeight="251701248" behindDoc="0" locked="0" layoutInCell="1" allowOverlap="1" wp14:anchorId="68F07C88" wp14:editId="6CE649A4">
+                <wp:simplePos x="0" y="0"/>
+                <wp:positionH relativeFrom="margin">
+                  <wp:align>right</wp:align>
+                </wp:positionH>
+                <wp:positionV relativeFrom="paragraph">
+                  <wp:posOffset>276987</wp:posOffset>
+                </wp:positionV>
+                <wp:extent cx="5705475" cy="6350"/>
+                <wp:effectExtent l="0" t="0" r="28575" b="31750"/>
+                <wp:wrapNone/>
+                <wp:docPr id="1736389509" name="직선 연결선 7"/>
+                <wp:cNvGraphicFramePr/>
+                <a:graphic xmlns:a="http://schemas.openxmlformats.org/drawingml/2006/main">
+                  <a:graphicData uri="http://schemas.microsoft.com/office/word/2010/wordprocessingShape">
+                    <wps:wsp>
+                      <wps:cNvCnPr/>
+                      <wps:spPr>
+                        <a:xfrm flipV="1">
+                          <a:off x="0" y="0"/>
+                          <a:ext cx="5705475" cy="6350"/>
+                        </a:xfrm>
+                        <a:prstGeom prst="line">
+                          <a:avLst/>
+                        </a:prstGeom>
+                        <a:ln w="12700">
+                          <a:solidFill>
+                            <a:schemeClr val="tx1"/>
+                          </a:solidFill>
+                          <a:prstDash val="sysDash"/>
+                        </a:ln>
+                      </wps:spPr>
+                      <wps:style>
+                        <a:lnRef idx="1">
+                          <a:schemeClr val="accent1"/>
+                        </a:lnRef>
+                        <a:fillRef idx="0">
+                          <a:schemeClr val="accent1"/>
+                        </a:fillRef>
+                        <a:effectRef idx="0">
+                          <a:schemeClr val="accent1"/>
+                        </a:effectRef>
+                        <a:fontRef idx="minor">
+                          <a:schemeClr val="tx1"/>
+                        </a:fontRef>
+                      </wps:style>
+                      <wps:bodyPr/>
+                    </wps:wsp>
+                  </a:graphicData>
+                </a:graphic>
+                <wp14:sizeRelH relativeFrom="margin">
+                  <wp14:pctWidth>0</wp14:pctWidth>
+                </wp14:sizeRelH>
+                <wp14:sizeRelV relativeFrom="margin">
+                  <wp14:pctHeight>0</wp14:pctHeight>
+                </wp14:sizeRelV>
+              </wp:anchor>
+            </w:drawing>
+          </mc:Choice>
+          <mc:Fallback>
+            <w:pict>
+              <v:line w14:anchorId="31E863DD" id="직선 연결선 7" o:spid="_x0000_s1026" style="position:absolute;flip:y;z-index:251701248;visibility:visible;mso-wrap-style:square;mso-width-percent:0;mso-height-percent:0;mso-wrap-distance-left:9pt;mso-wrap-distance-top:0;mso-wrap-distance-right:9pt;mso-wrap-distance-bottom:0;mso-position-horizontal:right;mso-position-horizontal-relative:margin;mso-position-vertical:absolute;mso-position-vertical-relative:text;mso-width-percent:0;mso-height-percent:0;mso-width-relative:margin;mso-height-relative:margin" from="398.05pt,21.8pt" to="847.3pt,22.3pt" o:gfxdata="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" strokecolor="black [3213]" strokeweight="1pt">
+                <v:stroke dashstyle="3 1" joinstyle="miter"/>
+                <w10:wrap anchorx="margin"/>
+              </v:line>
+            </w:pict>
+          </mc:Fallback>
+        </mc:AlternateContent>
+      </w:r>
+      <w:r>
+        <w:rPr>
+          <w:rFonts w:hint="eastAsia"/>
+          <w:sz w:val="20"/>
+          <w:szCs w:val="22"/>
+        </w:rPr>
+        <w:t>데이터를 분류하기 위해 최적의 경계를 찾는 알고리즘</w:t>
+      </w:r>
+    </w:p>
+    <w:bookmarkEnd w:id="0"/>
+    <w:p>
+      <w:pPr>
+        <w:rPr>
+          <w:color w:val="7030A0"/>
+          <w:sz w:val="20"/>
+          <w:szCs w:val="22"/>
+        </w:rPr>
+      </w:pPr>
+      <w:proofErr w:type="spellStart"/>
+      <w:r>
+        <w:rPr>
+          <w:rFonts w:hint="eastAsia"/>
+          <w:color w:val="7030A0"/>
+          <w:sz w:val="20"/>
+          <w:szCs w:val="22"/>
+        </w:rPr>
+        <w:t>나이브</w:t>
+      </w:r>
+      <w:proofErr w:type="spellEnd"/>
+      <w:r>
+        <w:rPr>
+          <w:rFonts w:hint="eastAsia"/>
+          <w:color w:val="7030A0"/>
+          <w:sz w:val="20"/>
+          <w:szCs w:val="22"/>
+        </w:rPr>
+        <w:t xml:space="preserve"> </w:t>
+      </w:r>
+      <w:proofErr w:type="spellStart"/>
+      <w:r>
+        <w:rPr>
+          <w:rFonts w:hint="eastAsia"/>
+          <w:color w:val="7030A0"/>
+          <w:sz w:val="20"/>
+          <w:szCs w:val="22"/>
+        </w:rPr>
+        <w:t>베이즈</w:t>
+      </w:r>
+      <w:proofErr w:type="spellEnd"/>
+      <w:r>
+        <w:rPr>
+          <w:rFonts w:hint="eastAsia"/>
+          <w:color w:val="7030A0"/>
+          <w:sz w:val="20"/>
+          <w:szCs w:val="22"/>
+        </w:rPr>
+        <w:t xml:space="preserve"> 분류</w:t>
+      </w:r>
+    </w:p>
+    <w:p>
+      <w:pPr>
+        <w:rPr>
+          <w:rFonts w:hint="eastAsia"/>
+          <w:sz w:val="20"/>
+          <w:szCs w:val="22"/>
+        </w:rPr>
+      </w:pPr>
+      <w:r>
+        <w:rPr>
+          <w:rFonts w:hint="eastAsia"/>
+          <w:noProof/>
+          <w:sz w:val="20"/>
+          <w:szCs w:val="22"/>
+        </w:rPr>
+        <mc:AlternateContent>
+          <mc:Choice Requires="wps">
+            <w:drawing>
+              <wp:anchor distT="0" distB="0" distL="114300" distR="114300" simplePos="0" relativeHeight="251702272" behindDoc="0" locked="0" layoutInCell="1" allowOverlap="1" wp14:anchorId="59A4096B" wp14:editId="050A3CFE">
+                <wp:simplePos x="0" y="0"/>
+                <wp:positionH relativeFrom="margin">
+                  <wp:align>left</wp:align>
+                </wp:positionH>
+                <wp:positionV relativeFrom="paragraph">
+                  <wp:posOffset>285369</wp:posOffset>
+                </wp:positionV>
+                <wp:extent cx="5705475" cy="6350"/>
+                <wp:effectExtent l="0" t="0" r="28575" b="31750"/>
+                <wp:wrapNone/>
+                <wp:docPr id="1476279288" name="직선 연결선 7"/>
+                <wp:cNvGraphicFramePr/>
+                <a:graphic xmlns:a="http://schemas.openxmlformats.org/drawingml/2006/main">
+                  <a:graphicData uri="http://schemas.microsoft.com/office/word/2010/wordprocessingShape">
+                    <wps:wsp>
+                      <wps:cNvCnPr/>
+                      <wps:spPr>
+                        <a:xfrm flipV="1">
+                          <a:off x="0" y="0"/>
+                          <a:ext cx="5705475" cy="6350"/>
+                        </a:xfrm>
+                        <a:prstGeom prst="line">
+                          <a:avLst/>
+                        </a:prstGeom>
+                        <a:ln w="12700">
+                          <a:solidFill>
+                            <a:schemeClr val="tx1"/>
+                          </a:solidFill>
+                          <a:prstDash val="sysDash"/>
+                        </a:ln>
+                      </wps:spPr>
+                      <wps:style>
+                        <a:lnRef idx="1">
+                          <a:schemeClr val="accent1"/>
+                        </a:lnRef>
+                        <a:fillRef idx="0">
+                          <a:schemeClr val="accent1"/>
+                        </a:fillRef>
+                        <a:effectRef idx="0">
+                          <a:schemeClr val="accent1"/>
+                        </a:effectRef>
+                        <a:fontRef idx="minor">
+                          <a:schemeClr val="tx1"/>
+                        </a:fontRef>
+                      </wps:style>
+                      <wps:bodyPr/>
+                    </wps:wsp>
+                  </a:graphicData>
+                </a:graphic>
+                <wp14:sizeRelH relativeFrom="margin">
+                  <wp14:pctWidth>0</wp14:pctWidth>
+                </wp14:sizeRelH>
+                <wp14:sizeRelV relativeFrom="margin">
+                  <wp14:pctHeight>0</wp14:pctHeight>
+                </wp14:sizeRelV>
+              </wp:anchor>
+            </w:drawing>
+          </mc:Choice>
+          <mc:Fallback>
+            <w:pict>
+              <v:line w14:anchorId="48F817EC" id="직선 연결선 7" o:spid="_x0000_s1026" style="position:absolute;flip:y;z-index:251702272;visibility:visible;mso-wrap-style:square;mso-width-percent:0;mso-height-percent:0;mso-wrap-distance-left:9pt;mso-wrap-distance-top:0;mso-wrap-distance-right:9pt;mso-wrap-distance-bottom:0;mso-position-horizontal:left;mso-position-horizontal-relative:margin;mso-position-vertical:absolute;mso-position-vertical-relative:text;mso-width-percent:0;mso-height-percent:0;mso-width-relative:margin;mso-height-relative:margin" from="0,22.45pt" to="449.25pt,22.95pt" o:gfxdata="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" strokecolor="black [3213]" strokeweight="1pt">
+                <v:stroke dashstyle="3 1" joinstyle="miter"/>
+                <w10:wrap anchorx="margin"/>
+              </v:line>
+            </w:pict>
+          </mc:Fallback>
+        </mc:AlternateContent>
+      </w:r>
+      <w:proofErr w:type="spellStart"/>
+      <w:r>
+        <w:rPr>
+          <w:rFonts w:hint="eastAsia"/>
+          <w:sz w:val="20"/>
+          <w:szCs w:val="22"/>
+        </w:rPr>
+        <w:t>베이즈</w:t>
+      </w:r>
+      <w:proofErr w:type="spellEnd"/>
+      <w:r>
+        <w:rPr>
+          <w:rFonts w:hint="eastAsia"/>
+          <w:sz w:val="20"/>
+          <w:szCs w:val="22"/>
+        </w:rPr>
+        <w:t xml:space="preserve"> 정리에 기반해 모든 특성들이 서로 독립이란 가정하에 확률을 계산하는 알고리즘</w:t>
+      </w:r>
+    </w:p>
+    <w:p>
+      <w:pPr>
+        <w:rPr>
+          <w:noProof/>
+          <w:sz w:val="20"/>
+          <w:szCs w:val="22"/>
+        </w:rPr>
+      </w:pPr>
+      <w:r>
+        <w:rPr>
+          <w:rFonts w:hint="eastAsia"/>
+          <w:noProof/>
+          <w:sz w:val="20"/>
+          <w:szCs w:val="22"/>
+        </w:rPr>
+        <w:t>비지도 학습: 데이터 label(정답)</w:t>
+      </w:r>
+      <w:r>
+        <w:rPr>
+          <w:noProof/>
+          <w:sz w:val="20"/>
+          <w:szCs w:val="22"/>
+        </w:rPr>
+        <w:t>을</w:t>
+      </w:r>
+      <w:r>
+        <w:rPr>
+          <w:rFonts w:hint="eastAsia"/>
+          <w:noProof/>
+          <w:sz w:val="20"/>
+          <w:szCs w:val="22"/>
+        </w:rPr>
+        <w:t xml:space="preserve"> 주지 않고 학습하는 모델</w:t>
+      </w:r>
+    </w:p>
+    <w:p>
+      <w:pPr>
+        <w:rPr>
+          <w:sz w:val="20"/>
+          <w:szCs w:val="22"/>
+        </w:rPr>
+      </w:pPr>
+      <w:r>
+        <w:rPr>
+          <w:rFonts w:hint="eastAsia"/>
+          <w:noProof/>
+          <w:sz w:val="20"/>
+          <w:szCs w:val="22"/>
+        </w:rPr>
+        <mc:AlternateContent>
+          <mc:Choice Requires="wps">
+            <w:drawing>
+              <wp:anchor distT="0" distB="0" distL="114300" distR="114300" simplePos="0" relativeHeight="251687936" behindDoc="0" locked="0" layoutInCell="1" allowOverlap="1" wp14:anchorId="74D29E0F" wp14:editId="4F0691B8">
                 <wp:simplePos x="0" y="0"/>
                 <wp:positionH relativeFrom="margin">
                   <wp:align>left</wp:align>
@@ -1730,7 +2904,7 @@
           </mc:Choice>
           <mc:Fallback>
             <w:pict>
-              <v:line w14:anchorId="477409E8" id="직선 연결선 7" o:spid="_x0000_s1026" style="position:absolute;flip:y;z-index:251674624;visibility:visible;mso-wrap-style:square;mso-width-percent:0;mso-height-percent:0;mso-wrap-distance-left:9pt;mso-wrap-distance-top:0;mso-wrap-distance-right:9pt;mso-wrap-distance-bottom:0;mso-position-horizontal:left;mso-position-horizontal-relative:margin;mso-position-vertical:absolute;mso-position-vertical-relative:text;mso-width-percent:0;mso-height-percent:0;mso-width-relative:margin;mso-height-relative:margin" from="0,24.25pt" to="449.3pt,24.8pt" o:gfxdata="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" strokecolor="black [3213]" strokeweight="2.25pt">
+              <v:line w14:anchorId="48A767D6" id="직선 연결선 7" o:spid="_x0000_s1026" style="position:absolute;flip:y;z-index:251687936;visibility:visible;mso-wrap-style:square;mso-width-percent:0;mso-height-percent:0;mso-wrap-distance-left:9pt;mso-wrap-distance-top:0;mso-wrap-distance-right:9pt;mso-wrap-distance-bottom:0;mso-position-horizontal:left;mso-position-horizontal-relative:margin;mso-position-vertical:absolute;mso-position-vertical-relative:text;mso-width-percent:0;mso-height-percent:0;mso-width-relative:margin;mso-height-relative:margin" from="0,24.25pt" to="449.3pt,24.8pt" o:gfxdata="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" strokecolor="black [3213]" strokeweight="2.25pt">
                 <v:stroke joinstyle="miter"/>
                 <w10:wrap anchorx="margin"/>
               </v:line>
@@ -1741,177 +2915,618 @@
       <w:r>
         <w:rPr>
           <w:rFonts w:hint="eastAsia"/>
+          <w:sz w:val="20"/>
+          <w:szCs w:val="22"/>
         </w:rPr>
         <w:t>비지도 학습</w:t>
       </w:r>
     </w:p>
     <w:p>
-      <w:r>
-        <w:rPr>
-          <w:rFonts w:hint="eastAsia"/>
-        </w:rPr>
-        <w:t>군집</w:t>
-      </w:r>
-      <w:r>
-        <w:rPr>
-          <w:rFonts w:hint="eastAsia"/>
-        </w:rPr>
-        <w:t>(Clustering): 주어진 데이터 중에 비슷한 특성끼리 묶는 학습 방법</w:t>
-      </w:r>
-    </w:p>
-    <w:p>
-      <w:r>
-        <w:rPr>
-          <w:rFonts w:hint="eastAsia"/>
+      <w:pPr>
+        <w:rPr>
+          <w:sz w:val="20"/>
+          <w:szCs w:val="22"/>
+        </w:rPr>
+      </w:pPr>
+      <w:r>
+        <w:rPr>
+          <w:rFonts w:hint="eastAsia"/>
+          <w:color w:val="7030A0"/>
+          <w:sz w:val="20"/>
+          <w:szCs w:val="22"/>
+        </w:rPr>
+        <w:t xml:space="preserve">군집(Clustering): </w:t>
+      </w:r>
+      <w:r>
+        <w:rPr>
+          <w:rFonts w:hint="eastAsia"/>
+          <w:sz w:val="20"/>
+          <w:szCs w:val="22"/>
+        </w:rPr>
+        <w:t>주어진 데이터 중에 비슷한 특성끼리 묶는 학습 방법</w:t>
+      </w:r>
+    </w:p>
+    <w:p>
+      <w:pPr>
+        <w:rPr>
+          <w:sz w:val="20"/>
+          <w:szCs w:val="22"/>
+        </w:rPr>
+      </w:pPr>
+      <w:r>
+        <w:rPr>
+          <w:rFonts w:hint="eastAsia"/>
+          <w:sz w:val="20"/>
+          <w:szCs w:val="22"/>
         </w:rPr>
         <w:t>K-Means Clustering</w:t>
       </w:r>
     </w:p>
     <w:p>
-      <w:r>
-        <w:rPr>
-          <w:rFonts w:hint="eastAsia"/>
-        </w:rPr>
-        <w:t>각 데이터를 k개의 군집으로 중심점(</w:t>
-      </w:r>
-      <w:proofErr w:type="spellStart"/>
-      <w:r>
-        <w:rPr>
-          <w:rFonts w:hint="eastAsia"/>
-        </w:rPr>
-        <w:t>대표점</w:t>
-      </w:r>
-      <w:proofErr w:type="spellEnd"/>
-      <w:r>
-        <w:rPr>
-          <w:rFonts w:hint="eastAsia"/>
-        </w:rPr>
-        <w:t xml:space="preserve">, 평균벡터) 기준 유사한 점으로 군집화 </w:t>
-      </w:r>
-      <w:proofErr w:type="spellStart"/>
-      <w:r>
-        <w:rPr>
-          <w:rFonts w:hint="eastAsia"/>
-        </w:rPr>
-        <w:t>하는것</w:t>
-      </w:r>
-      <w:proofErr w:type="spellEnd"/>
-    </w:p>
-    <w:p>
-      <w:proofErr w:type="gramStart"/>
-      <w:r>
-        <w:rPr>
-          <w:rFonts w:hint="eastAsia"/>
-        </w:rPr>
-        <w:t>SOM(</w:t>
-      </w:r>
-      <w:proofErr w:type="gramEnd"/>
-      <w:r>
-        <w:rPr>
-          <w:rFonts w:hint="eastAsia"/>
-        </w:rPr>
-        <w:t>Self-Organizing Map)</w:t>
-      </w:r>
-    </w:p>
-    <w:p>
-      <w:r>
-        <w:rPr>
-          <w:rFonts w:hint="eastAsia"/>
-        </w:rPr>
-        <w:t xml:space="preserve">고차원 데이터를 2차원 격자로 시각화하고 </w:t>
-      </w:r>
-      <w:proofErr w:type="spellStart"/>
-      <w:r>
-        <w:rPr>
-          <w:rFonts w:hint="eastAsia"/>
-        </w:rPr>
-        <w:t>군집화하는</w:t>
-      </w:r>
-      <w:proofErr w:type="spellEnd"/>
-      <w:r>
-        <w:rPr>
-          <w:rFonts w:hint="eastAsia"/>
-        </w:rPr>
-        <w:t xml:space="preserve"> 알고리즘</w:t>
-      </w:r>
-    </w:p>
-    <w:p/>
-    <w:p>
-      <w:proofErr w:type="gramStart"/>
-      <w:r>
-        <w:rPr>
-          <w:rFonts w:hint="eastAsia"/>
-        </w:rPr>
-        <w:t>DBSCAN(</w:t>
-      </w:r>
-      <w:proofErr w:type="gramEnd"/>
-      <w:r>
-        <w:rPr>
-          <w:rFonts w:hint="eastAsia"/>
-        </w:rPr>
-        <w:t>Density-Based-Spatial Clustering of Applications with Noise)</w:t>
-      </w:r>
-    </w:p>
-    <w:p>
-      <w:r>
-        <w:rPr>
-          <w:rFonts w:hint="eastAsia"/>
-        </w:rPr>
-        <w:t>밀도 기반으로 높은 영역은 군집 형성하고 낮은 영역은 이상치로 간주하는 알고리즘</w:t>
-      </w:r>
-    </w:p>
-    <w:p/>
-    <w:p>
-      <w:proofErr w:type="spellStart"/>
-      <w:r>
-        <w:rPr>
-          <w:rFonts w:hint="eastAsia"/>
-        </w:rPr>
-        <w:t>병합군집</w:t>
-      </w:r>
-      <w:proofErr w:type="spellEnd"/>
-      <w:r>
-        <w:rPr>
-          <w:rFonts w:hint="eastAsia"/>
-        </w:rPr>
-        <w:t>(AGNES: Agglomerative Clustering)</w:t>
-      </w:r>
-    </w:p>
-    <w:p>
-      <w:r>
-        <w:rPr>
-          <w:rFonts w:hint="eastAsia"/>
-        </w:rPr>
-        <w:t>각 데이터를 처음에는 하나의 군집으로 보고, 서로 가장 가까운 군집을 합쳐가면서 클러스터링 하는 방법</w:t>
-      </w:r>
-    </w:p>
-    <w:p/>
-    <w:p>
-      <w:proofErr w:type="spellStart"/>
-      <w:r>
-        <w:rPr>
-          <w:rFonts w:hint="eastAsia"/>
-        </w:rPr>
-        <w:t>계층군집</w:t>
-      </w:r>
-      <w:proofErr w:type="spellEnd"/>
-      <w:r>
-        <w:rPr>
-          <w:rFonts w:hint="eastAsia"/>
-        </w:rPr>
-        <w:t>(Hierarchical Clustering)</w:t>
-      </w:r>
-    </w:p>
-    <w:p>
-      <w:r>
-        <w:rPr>
-          <w:rFonts w:hint="eastAsia"/>
-          <w:noProof/>
+      <w:pPr>
+        <w:rPr>
+          <w:rFonts w:hint="eastAsia"/>
+          <w:sz w:val="20"/>
+          <w:szCs w:val="22"/>
+        </w:rPr>
+      </w:pPr>
+      <w:r>
+        <w:rPr>
+          <w:rFonts w:hint="eastAsia"/>
+          <w:noProof/>
+          <w:sz w:val="20"/>
+          <w:szCs w:val="22"/>
         </w:rPr>
         <mc:AlternateContent>
           <mc:Choice Requires="wps">
             <w:drawing>
-              <wp:anchor distT="0" distB="0" distL="114300" distR="114300" simplePos="0" relativeHeight="251676672" behindDoc="0" locked="0" layoutInCell="1" allowOverlap="1" wp14:anchorId="5A8DA995" wp14:editId="6DB1566A">
+              <wp:anchor distT="0" distB="0" distL="114300" distR="114300" simplePos="0" relativeHeight="251703296" behindDoc="0" locked="0" layoutInCell="1" allowOverlap="1" wp14:anchorId="4A112BD1" wp14:editId="0FCAC0F4">
+                <wp:simplePos x="0" y="0"/>
+                <wp:positionH relativeFrom="margin">
+                  <wp:align>right</wp:align>
+                </wp:positionH>
+                <wp:positionV relativeFrom="paragraph">
+                  <wp:posOffset>280416</wp:posOffset>
+                </wp:positionV>
+                <wp:extent cx="5705475" cy="6350"/>
+                <wp:effectExtent l="0" t="0" r="28575" b="31750"/>
+                <wp:wrapNone/>
+                <wp:docPr id="1775331868" name="직선 연결선 7"/>
+                <wp:cNvGraphicFramePr/>
+                <a:graphic xmlns:a="http://schemas.openxmlformats.org/drawingml/2006/main">
+                  <a:graphicData uri="http://schemas.microsoft.com/office/word/2010/wordprocessingShape">
+                    <wps:wsp>
+                      <wps:cNvCnPr/>
+                      <wps:spPr>
+                        <a:xfrm flipV="1">
+                          <a:off x="0" y="0"/>
+                          <a:ext cx="5705475" cy="6350"/>
+                        </a:xfrm>
+                        <a:prstGeom prst="line">
+                          <a:avLst/>
+                        </a:prstGeom>
+                        <a:ln w="12700">
+                          <a:solidFill>
+                            <a:schemeClr val="tx1"/>
+                          </a:solidFill>
+                          <a:prstDash val="sysDash"/>
+                        </a:ln>
+                      </wps:spPr>
+                      <wps:style>
+                        <a:lnRef idx="1">
+                          <a:schemeClr val="accent1"/>
+                        </a:lnRef>
+                        <a:fillRef idx="0">
+                          <a:schemeClr val="accent1"/>
+                        </a:fillRef>
+                        <a:effectRef idx="0">
+                          <a:schemeClr val="accent1"/>
+                        </a:effectRef>
+                        <a:fontRef idx="minor">
+                          <a:schemeClr val="tx1"/>
+                        </a:fontRef>
+                      </wps:style>
+                      <wps:bodyPr/>
+                    </wps:wsp>
+                  </a:graphicData>
+                </a:graphic>
+                <wp14:sizeRelH relativeFrom="margin">
+                  <wp14:pctWidth>0</wp14:pctWidth>
+                </wp14:sizeRelH>
+                <wp14:sizeRelV relativeFrom="margin">
+                  <wp14:pctHeight>0</wp14:pctHeight>
+                </wp14:sizeRelV>
+              </wp:anchor>
+            </w:drawing>
+          </mc:Choice>
+          <mc:Fallback>
+            <w:pict>
+              <v:line w14:anchorId="527113FE" id="직선 연결선 7" o:spid="_x0000_s1026" style="position:absolute;flip:y;z-index:251703296;visibility:visible;mso-wrap-style:square;mso-width-percent:0;mso-height-percent:0;mso-wrap-distance-left:9pt;mso-wrap-distance-top:0;mso-wrap-distance-right:9pt;mso-wrap-distance-bottom:0;mso-position-horizontal:right;mso-position-horizontal-relative:margin;mso-position-vertical:absolute;mso-position-vertical-relative:text;mso-width-percent:0;mso-height-percent:0;mso-width-relative:margin;mso-height-relative:margin" from="398.05pt,22.1pt" to="847.3pt,22.6pt" o:gfxdata="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" strokecolor="black [3213]" strokeweight="1pt">
+                <v:stroke dashstyle="3 1" joinstyle="miter"/>
+                <w10:wrap anchorx="margin"/>
+              </v:line>
+            </w:pict>
+          </mc:Fallback>
+        </mc:AlternateContent>
+      </w:r>
+      <w:r>
+        <w:rPr>
+          <w:rFonts w:hint="eastAsia"/>
+          <w:sz w:val="20"/>
+          <w:szCs w:val="22"/>
+        </w:rPr>
+        <w:t>각 데이터를 k개의 군집으로 중심점(</w:t>
+      </w:r>
+      <w:proofErr w:type="spellStart"/>
+      <w:r>
+        <w:rPr>
+          <w:rFonts w:hint="eastAsia"/>
+          <w:sz w:val="20"/>
+          <w:szCs w:val="22"/>
+        </w:rPr>
+        <w:t>대표점</w:t>
+      </w:r>
+      <w:proofErr w:type="spellEnd"/>
+      <w:r>
+        <w:rPr>
+          <w:rFonts w:hint="eastAsia"/>
+          <w:sz w:val="20"/>
+          <w:szCs w:val="22"/>
+        </w:rPr>
+        <w:t xml:space="preserve">, 평균벡터) 기준 유사한 점으로 군집화 </w:t>
+      </w:r>
+      <w:proofErr w:type="spellStart"/>
+      <w:r>
+        <w:rPr>
+          <w:rFonts w:hint="eastAsia"/>
+          <w:sz w:val="20"/>
+          <w:szCs w:val="22"/>
+        </w:rPr>
+        <w:t>하는것</w:t>
+      </w:r>
+      <w:proofErr w:type="spellEnd"/>
+    </w:p>
+    <w:p>
+      <w:pPr>
+        <w:rPr>
+          <w:color w:val="7030A0"/>
+          <w:sz w:val="20"/>
+          <w:szCs w:val="22"/>
+        </w:rPr>
+      </w:pPr>
+      <w:proofErr w:type="gramStart"/>
+      <w:r>
+        <w:rPr>
+          <w:rFonts w:hint="eastAsia"/>
+          <w:color w:val="7030A0"/>
+          <w:sz w:val="20"/>
+          <w:szCs w:val="22"/>
+        </w:rPr>
+        <w:t>SOM(</w:t>
+      </w:r>
+      <w:proofErr w:type="gramEnd"/>
+      <w:r>
+        <w:rPr>
+          <w:rFonts w:hint="eastAsia"/>
+          <w:color w:val="7030A0"/>
+          <w:sz w:val="20"/>
+          <w:szCs w:val="22"/>
+        </w:rPr>
+        <w:t>Self-Organizing Map)</w:t>
+      </w:r>
+    </w:p>
+    <w:p>
+      <w:pPr>
+        <w:rPr>
+          <w:rFonts w:hint="eastAsia"/>
+          <w:sz w:val="20"/>
+          <w:szCs w:val="22"/>
+        </w:rPr>
+      </w:pPr>
+      <w:r>
+        <w:rPr>
+          <w:rFonts w:hint="eastAsia"/>
+          <w:noProof/>
+          <w:sz w:val="20"/>
+          <w:szCs w:val="22"/>
+        </w:rPr>
+        <mc:AlternateContent>
+          <mc:Choice Requires="wps">
+            <w:drawing>
+              <wp:anchor distT="0" distB="0" distL="114300" distR="114300" simplePos="0" relativeHeight="251704320" behindDoc="0" locked="0" layoutInCell="1" allowOverlap="1" wp14:anchorId="705903D0" wp14:editId="21F44517">
+                <wp:simplePos x="0" y="0"/>
+                <wp:positionH relativeFrom="margin">
+                  <wp:align>left</wp:align>
+                </wp:positionH>
+                <wp:positionV relativeFrom="paragraph">
+                  <wp:posOffset>286512</wp:posOffset>
+                </wp:positionV>
+                <wp:extent cx="5705475" cy="6350"/>
+                <wp:effectExtent l="0" t="0" r="28575" b="31750"/>
+                <wp:wrapNone/>
+                <wp:docPr id="1706140372" name="직선 연결선 7"/>
+                <wp:cNvGraphicFramePr/>
+                <a:graphic xmlns:a="http://schemas.openxmlformats.org/drawingml/2006/main">
+                  <a:graphicData uri="http://schemas.microsoft.com/office/word/2010/wordprocessingShape">
+                    <wps:wsp>
+                      <wps:cNvCnPr/>
+                      <wps:spPr>
+                        <a:xfrm flipV="1">
+                          <a:off x="0" y="0"/>
+                          <a:ext cx="5705475" cy="6350"/>
+                        </a:xfrm>
+                        <a:prstGeom prst="line">
+                          <a:avLst/>
+                        </a:prstGeom>
+                        <a:ln w="12700">
+                          <a:solidFill>
+                            <a:schemeClr val="tx1"/>
+                          </a:solidFill>
+                          <a:prstDash val="sysDash"/>
+                        </a:ln>
+                      </wps:spPr>
+                      <wps:style>
+                        <a:lnRef idx="1">
+                          <a:schemeClr val="accent1"/>
+                        </a:lnRef>
+                        <a:fillRef idx="0">
+                          <a:schemeClr val="accent1"/>
+                        </a:fillRef>
+                        <a:effectRef idx="0">
+                          <a:schemeClr val="accent1"/>
+                        </a:effectRef>
+                        <a:fontRef idx="minor">
+                          <a:schemeClr val="tx1"/>
+                        </a:fontRef>
+                      </wps:style>
+                      <wps:bodyPr/>
+                    </wps:wsp>
+                  </a:graphicData>
+                </a:graphic>
+                <wp14:sizeRelH relativeFrom="margin">
+                  <wp14:pctWidth>0</wp14:pctWidth>
+                </wp14:sizeRelH>
+                <wp14:sizeRelV relativeFrom="margin">
+                  <wp14:pctHeight>0</wp14:pctHeight>
+                </wp14:sizeRelV>
+              </wp:anchor>
+            </w:drawing>
+          </mc:Choice>
+          <mc:Fallback>
+            <w:pict>
+              <v:line w14:anchorId="382AAF96" id="직선 연결선 7" o:spid="_x0000_s1026" style="position:absolute;flip:y;z-index:251704320;visibility:visible;mso-wrap-style:square;mso-width-percent:0;mso-height-percent:0;mso-wrap-distance-left:9pt;mso-wrap-distance-top:0;mso-wrap-distance-right:9pt;mso-wrap-distance-bottom:0;mso-position-horizontal:left;mso-position-horizontal-relative:margin;mso-position-vertical:absolute;mso-position-vertical-relative:text;mso-width-percent:0;mso-height-percent:0;mso-width-relative:margin;mso-height-relative:margin" from="0,22.55pt" to="449.25pt,23.05pt" o:gfxdata="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" strokecolor="black [3213]" strokeweight="1pt">
+                <v:stroke dashstyle="3 1" joinstyle="miter"/>
+                <w10:wrap anchorx="margin"/>
+              </v:line>
+            </w:pict>
+          </mc:Fallback>
+        </mc:AlternateContent>
+      </w:r>
+      <w:r>
+        <w:rPr>
+          <w:rFonts w:hint="eastAsia"/>
+          <w:sz w:val="20"/>
+          <w:szCs w:val="22"/>
+        </w:rPr>
+        <w:t xml:space="preserve">고차원 데이터를 2차원 격자로 시각화하고 </w:t>
+      </w:r>
+      <w:proofErr w:type="spellStart"/>
+      <w:r>
+        <w:rPr>
+          <w:rFonts w:hint="eastAsia"/>
+          <w:sz w:val="20"/>
+          <w:szCs w:val="22"/>
+        </w:rPr>
+        <w:t>군집화하는</w:t>
+      </w:r>
+      <w:proofErr w:type="spellEnd"/>
+      <w:r>
+        <w:rPr>
+          <w:rFonts w:hint="eastAsia"/>
+          <w:sz w:val="20"/>
+          <w:szCs w:val="22"/>
+        </w:rPr>
+        <w:t xml:space="preserve"> 알고리즘</w:t>
+      </w:r>
+    </w:p>
+    <w:p>
+      <w:pPr>
+        <w:rPr>
+          <w:color w:val="7030A0"/>
+          <w:sz w:val="20"/>
+          <w:szCs w:val="22"/>
+        </w:rPr>
+      </w:pPr>
+      <w:proofErr w:type="gramStart"/>
+      <w:r>
+        <w:rPr>
+          <w:rFonts w:hint="eastAsia"/>
+          <w:color w:val="7030A0"/>
+          <w:sz w:val="20"/>
+          <w:szCs w:val="22"/>
+        </w:rPr>
+        <w:t>DBSCAN(</w:t>
+      </w:r>
+      <w:proofErr w:type="gramEnd"/>
+      <w:r>
+        <w:rPr>
+          <w:rFonts w:hint="eastAsia"/>
+          <w:color w:val="7030A0"/>
+          <w:sz w:val="20"/>
+          <w:szCs w:val="22"/>
+        </w:rPr>
+        <w:t>Density-Based-Spatial Clustering of Applications with Noise)</w:t>
+      </w:r>
+    </w:p>
+    <w:p>
+      <w:pPr>
+        <w:rPr>
+          <w:rFonts w:hint="eastAsia"/>
+          <w:sz w:val="20"/>
+          <w:szCs w:val="22"/>
+        </w:rPr>
+      </w:pPr>
+      <w:r>
+        <w:rPr>
+          <w:rFonts w:hint="eastAsia"/>
+          <w:noProof/>
+          <w:sz w:val="20"/>
+          <w:szCs w:val="22"/>
+        </w:rPr>
+        <mc:AlternateContent>
+          <mc:Choice Requires="wps">
+            <w:drawing>
+              <wp:anchor distT="0" distB="0" distL="114300" distR="114300" simplePos="0" relativeHeight="251705344" behindDoc="0" locked="0" layoutInCell="1" allowOverlap="1" wp14:anchorId="330B4704" wp14:editId="52B03F1E">
+                <wp:simplePos x="0" y="0"/>
+                <wp:positionH relativeFrom="margin">
+                  <wp:align>left</wp:align>
+                </wp:positionH>
+                <wp:positionV relativeFrom="paragraph">
+                  <wp:posOffset>286512</wp:posOffset>
+                </wp:positionV>
+                <wp:extent cx="5705475" cy="6350"/>
+                <wp:effectExtent l="0" t="0" r="28575" b="31750"/>
+                <wp:wrapNone/>
+                <wp:docPr id="28561782" name="직선 연결선 7"/>
+                <wp:cNvGraphicFramePr/>
+                <a:graphic xmlns:a="http://schemas.openxmlformats.org/drawingml/2006/main">
+                  <a:graphicData uri="http://schemas.microsoft.com/office/word/2010/wordprocessingShape">
+                    <wps:wsp>
+                      <wps:cNvCnPr/>
+                      <wps:spPr>
+                        <a:xfrm flipV="1">
+                          <a:off x="0" y="0"/>
+                          <a:ext cx="5705475" cy="6350"/>
+                        </a:xfrm>
+                        <a:prstGeom prst="line">
+                          <a:avLst/>
+                        </a:prstGeom>
+                        <a:ln w="12700">
+                          <a:solidFill>
+                            <a:schemeClr val="tx1"/>
+                          </a:solidFill>
+                          <a:prstDash val="sysDash"/>
+                        </a:ln>
+                      </wps:spPr>
+                      <wps:style>
+                        <a:lnRef idx="1">
+                          <a:schemeClr val="accent1"/>
+                        </a:lnRef>
+                        <a:fillRef idx="0">
+                          <a:schemeClr val="accent1"/>
+                        </a:fillRef>
+                        <a:effectRef idx="0">
+                          <a:schemeClr val="accent1"/>
+                        </a:effectRef>
+                        <a:fontRef idx="minor">
+                          <a:schemeClr val="tx1"/>
+                        </a:fontRef>
+                      </wps:style>
+                      <wps:bodyPr/>
+                    </wps:wsp>
+                  </a:graphicData>
+                </a:graphic>
+                <wp14:sizeRelH relativeFrom="margin">
+                  <wp14:pctWidth>0</wp14:pctWidth>
+                </wp14:sizeRelH>
+                <wp14:sizeRelV relativeFrom="margin">
+                  <wp14:pctHeight>0</wp14:pctHeight>
+                </wp14:sizeRelV>
+              </wp:anchor>
+            </w:drawing>
+          </mc:Choice>
+          <mc:Fallback>
+            <w:pict>
+              <v:line w14:anchorId="62ECC2C6" id="직선 연결선 7" o:spid="_x0000_s1026" style="position:absolute;flip:y;z-index:251705344;visibility:visible;mso-wrap-style:square;mso-width-percent:0;mso-height-percent:0;mso-wrap-distance-left:9pt;mso-wrap-distance-top:0;mso-wrap-distance-right:9pt;mso-wrap-distance-bottom:0;mso-position-horizontal:left;mso-position-horizontal-relative:margin;mso-position-vertical:absolute;mso-position-vertical-relative:text;mso-width-percent:0;mso-height-percent:0;mso-width-relative:margin;mso-height-relative:margin" from="0,22.55pt" to="449.25pt,23.05pt" o:gfxdata="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" strokecolor="black [3213]" strokeweight="1pt">
+                <v:stroke dashstyle="3 1" joinstyle="miter"/>
+                <w10:wrap anchorx="margin"/>
+              </v:line>
+            </w:pict>
+          </mc:Fallback>
+        </mc:AlternateContent>
+      </w:r>
+      <w:r>
+        <w:rPr>
+          <w:rFonts w:hint="eastAsia"/>
+          <w:sz w:val="20"/>
+          <w:szCs w:val="22"/>
+        </w:rPr>
+        <w:t>밀도 기반으로 높은 영역은 군집 형성하고 낮은 영역은 이상치로 간주하는 알고리즘</w:t>
+      </w:r>
+    </w:p>
+    <w:p>
+      <w:pPr>
+        <w:rPr>
+          <w:color w:val="7030A0"/>
+          <w:sz w:val="20"/>
+          <w:szCs w:val="22"/>
+        </w:rPr>
+      </w:pPr>
+      <w:proofErr w:type="spellStart"/>
+      <w:r>
+        <w:rPr>
+          <w:rFonts w:hint="eastAsia"/>
+          <w:color w:val="7030A0"/>
+          <w:sz w:val="20"/>
+          <w:szCs w:val="22"/>
+        </w:rPr>
+        <w:t>병합군집</w:t>
+      </w:r>
+      <w:proofErr w:type="spellEnd"/>
+      <w:r>
+        <w:rPr>
+          <w:rFonts w:hint="eastAsia"/>
+          <w:color w:val="7030A0"/>
+          <w:sz w:val="20"/>
+          <w:szCs w:val="22"/>
+        </w:rPr>
+        <w:t>(AGNES: Agglomerative Clustering)</w:t>
+      </w:r>
+    </w:p>
+    <w:p>
+      <w:pPr>
+        <w:rPr>
+          <w:rFonts w:hint="eastAsia"/>
+          <w:sz w:val="20"/>
+          <w:szCs w:val="22"/>
+        </w:rPr>
+      </w:pPr>
+      <w:r>
+        <w:rPr>
+          <w:rFonts w:hint="eastAsia"/>
+          <w:noProof/>
+          <w:sz w:val="20"/>
+          <w:szCs w:val="22"/>
+        </w:rPr>
+        <mc:AlternateContent>
+          <mc:Choice Requires="wps">
+            <w:drawing>
+              <wp:anchor distT="0" distB="0" distL="114300" distR="114300" simplePos="0" relativeHeight="251706368" behindDoc="0" locked="0" layoutInCell="1" allowOverlap="1" wp14:anchorId="4E72337F" wp14:editId="0E2E6190">
+                <wp:simplePos x="0" y="0"/>
+                <wp:positionH relativeFrom="margin">
+                  <wp:align>left</wp:align>
+                </wp:positionH>
+                <wp:positionV relativeFrom="paragraph">
+                  <wp:posOffset>493141</wp:posOffset>
+                </wp:positionV>
+                <wp:extent cx="5705475" cy="6350"/>
+                <wp:effectExtent l="0" t="0" r="28575" b="31750"/>
+                <wp:wrapNone/>
+                <wp:docPr id="1778497929" name="직선 연결선 7"/>
+                <wp:cNvGraphicFramePr/>
+                <a:graphic xmlns:a="http://schemas.openxmlformats.org/drawingml/2006/main">
+                  <a:graphicData uri="http://schemas.microsoft.com/office/word/2010/wordprocessingShape">
+                    <wps:wsp>
+                      <wps:cNvCnPr/>
+                      <wps:spPr>
+                        <a:xfrm flipV="1">
+                          <a:off x="0" y="0"/>
+                          <a:ext cx="5705475" cy="6350"/>
+                        </a:xfrm>
+                        <a:prstGeom prst="line">
+                          <a:avLst/>
+                        </a:prstGeom>
+                        <a:ln w="12700">
+                          <a:solidFill>
+                            <a:schemeClr val="tx1"/>
+                          </a:solidFill>
+                          <a:prstDash val="sysDash"/>
+                        </a:ln>
+                      </wps:spPr>
+                      <wps:style>
+                        <a:lnRef idx="1">
+                          <a:schemeClr val="accent1"/>
+                        </a:lnRef>
+                        <a:fillRef idx="0">
+                          <a:schemeClr val="accent1"/>
+                        </a:fillRef>
+                        <a:effectRef idx="0">
+                          <a:schemeClr val="accent1"/>
+                        </a:effectRef>
+                        <a:fontRef idx="minor">
+                          <a:schemeClr val="tx1"/>
+                        </a:fontRef>
+                      </wps:style>
+                      <wps:bodyPr/>
+                    </wps:wsp>
+                  </a:graphicData>
+                </a:graphic>
+                <wp14:sizeRelH relativeFrom="margin">
+                  <wp14:pctWidth>0</wp14:pctWidth>
+                </wp14:sizeRelH>
+                <wp14:sizeRelV relativeFrom="margin">
+                  <wp14:pctHeight>0</wp14:pctHeight>
+                </wp14:sizeRelV>
+              </wp:anchor>
+            </w:drawing>
+          </mc:Choice>
+          <mc:Fallback>
+            <w:pict>
+              <v:line w14:anchorId="5294A962" id="직선 연결선 7" o:spid="_x0000_s1026" style="position:absolute;flip:y;z-index:251706368;visibility:visible;mso-wrap-style:square;mso-width-percent:0;mso-height-percent:0;mso-wrap-distance-left:9pt;mso-wrap-distance-top:0;mso-wrap-distance-right:9pt;mso-wrap-distance-bottom:0;mso-position-horizontal:left;mso-position-horizontal-relative:margin;mso-position-vertical:absolute;mso-position-vertical-relative:text;mso-width-percent:0;mso-height-percent:0;mso-width-relative:margin;mso-height-relative:margin" from="0,38.85pt" to="449.25pt,39.35pt" o:gfxdata="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" strokecolor="black [3213]" strokeweight="1pt">
+                <v:stroke dashstyle="3 1" joinstyle="miter"/>
+                <w10:wrap anchorx="margin"/>
+              </v:line>
+            </w:pict>
+          </mc:Fallback>
+        </mc:AlternateContent>
+      </w:r>
+      <w:r>
+        <w:rPr>
+          <w:rFonts w:hint="eastAsia"/>
+          <w:sz w:val="20"/>
+          <w:szCs w:val="22"/>
+        </w:rPr>
+        <w:t>각 데이터를 처음에는 하나의 군집으로 보고, 서로 가장 가까운 군집을 합쳐가면서 클러스터링 하는 방법</w:t>
+      </w:r>
+    </w:p>
+    <w:p>
+      <w:pPr>
+        <w:rPr>
+          <w:color w:val="7030A0"/>
+          <w:sz w:val="20"/>
+          <w:szCs w:val="22"/>
+        </w:rPr>
+      </w:pPr>
+      <w:proofErr w:type="spellStart"/>
+      <w:r>
+        <w:rPr>
+          <w:rFonts w:hint="eastAsia"/>
+          <w:color w:val="7030A0"/>
+          <w:sz w:val="20"/>
+          <w:szCs w:val="22"/>
+        </w:rPr>
+        <w:t>계층군집</w:t>
+      </w:r>
+      <w:proofErr w:type="spellEnd"/>
+      <w:r>
+        <w:rPr>
+          <w:rFonts w:hint="eastAsia"/>
+          <w:color w:val="7030A0"/>
+          <w:sz w:val="20"/>
+          <w:szCs w:val="22"/>
+        </w:rPr>
+        <w:t>(Hierarchical Clustering)</w:t>
+      </w:r>
+    </w:p>
+    <w:p>
+      <w:pPr>
+        <w:rPr>
+          <w:sz w:val="20"/>
+          <w:szCs w:val="22"/>
+        </w:rPr>
+      </w:pPr>
+      <w:r>
+        <w:rPr>
+          <w:rFonts w:hint="eastAsia"/>
+          <w:noProof/>
+          <w:sz w:val="20"/>
+          <w:szCs w:val="22"/>
+        </w:rPr>
+        <w:lastRenderedPageBreak/>
+        <mc:AlternateContent>
+          <mc:Choice Requires="wps">
+            <w:drawing>
+              <wp:anchor distT="0" distB="0" distL="114300" distR="114300" simplePos="0" relativeHeight="251688960" behindDoc="0" locked="0" layoutInCell="1" allowOverlap="1" wp14:anchorId="24617D4C" wp14:editId="4B1097FD">
                 <wp:simplePos x="0" y="0"/>
                 <wp:positionH relativeFrom="margin">
                   <wp:align>right</wp:align>
@@ -1971,7 +3586,7 @@
           </mc:Choice>
           <mc:Fallback>
             <w:pict>
-              <v:line w14:anchorId="2D2B7A0B" id="직선 연결선 7" o:spid="_x0000_s1026" style="position:absolute;flip:y;z-index:251676672;visibility:visible;mso-wrap-style:square;mso-width-percent:0;mso-height-percent:0;mso-wrap-distance-left:9pt;mso-wrap-distance-top:0;mso-wrap-distance-right:9pt;mso-wrap-distance-bottom:0;mso-position-horizontal:right;mso-position-horizontal-relative:margin;mso-position-vertical:absolute;mso-position-vertical-relative:text;mso-width-percent:0;mso-height-percent:0;mso-width-relative:margin;mso-height-relative:margin" from="398.1pt,24pt" to="847.4pt,24.55pt" o:gfxdata="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" strokecolor="black [3213]" strokeweight="2.25pt">
+              <v:line w14:anchorId="24F5596C" id="직선 연결선 7" o:spid="_x0000_s1026" style="position:absolute;flip:y;z-index:251688960;visibility:visible;mso-wrap-style:square;mso-width-percent:0;mso-height-percent:0;mso-wrap-distance-left:9pt;mso-wrap-distance-top:0;mso-wrap-distance-right:9pt;mso-wrap-distance-bottom:0;mso-position-horizontal:right;mso-position-horizontal-relative:margin;mso-position-vertical:absolute;mso-position-vertical-relative:text;mso-width-percent:0;mso-height-percent:0;mso-width-relative:margin;mso-height-relative:margin" from="398.1pt,24pt" to="847.4pt,24.55pt" o:gfxdata="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" strokecolor="black [3213]" strokeweight="2.25pt">
                 <v:stroke joinstyle="miter"/>
                 <w10:wrap anchorx="margin"/>
               </v:line>
@@ -1982,148 +3597,91 @@
       <w:r>
         <w:rPr>
           <w:rFonts w:hint="eastAsia"/>
+          <w:sz w:val="20"/>
+          <w:szCs w:val="22"/>
         </w:rPr>
         <w:t>데이터 간의 유사도 기반으로 트리형태의 군집을 형성하는 비지도 알고리즘</w:t>
       </w:r>
     </w:p>
     <w:p>
-      <w:r>
-        <w:rPr>
-          <w:rFonts w:hint="eastAsia"/>
+      <w:pPr>
+        <w:rPr>
+          <w:sz w:val="20"/>
+          <w:szCs w:val="22"/>
+        </w:rPr>
+      </w:pPr>
+      <w:r>
+        <w:rPr>
+          <w:rFonts w:hint="eastAsia"/>
+          <w:sz w:val="20"/>
+          <w:szCs w:val="22"/>
         </w:rPr>
         <w:t>차원 축소</w:t>
       </w:r>
     </w:p>
     <w:p>
-      <w:r>
-        <w:rPr>
-          <w:rFonts w:hint="eastAsia"/>
+      <w:pPr>
+        <w:rPr>
+          <w:color w:val="7030A0"/>
+          <w:sz w:val="20"/>
+          <w:szCs w:val="22"/>
+        </w:rPr>
+      </w:pPr>
+      <w:r>
+        <w:rPr>
+          <w:rFonts w:hint="eastAsia"/>
+          <w:color w:val="7030A0"/>
+          <w:sz w:val="20"/>
+          <w:szCs w:val="22"/>
         </w:rPr>
         <w:t>PCA(Principal Component Analysis, 주성분 분석)</w:t>
       </w:r>
     </w:p>
     <w:p>
-      <w:r>
-        <w:rPr>
-          <w:rFonts w:hint="eastAsia"/>
+      <w:pPr>
+        <w:rPr>
+          <w:sz w:val="20"/>
+          <w:szCs w:val="22"/>
+        </w:rPr>
+      </w:pPr>
+      <w:r>
+        <w:rPr>
+          <w:rFonts w:hint="eastAsia"/>
+          <w:sz w:val="20"/>
+          <w:szCs w:val="22"/>
         </w:rPr>
         <w:t>고차원 데이터를 저차원으로 축소하면서, 데이터의 가장 중요한 정보를 보존하는 차원축소 기법</w:t>
       </w:r>
     </w:p>
-    <w:p/>
-    <w:p>
-      <w:r>
-        <w:rPr>
-          <w:rFonts w:hint="eastAsia"/>
-        </w:rPr>
-        <w:t>LDA(Linear Discriminant Analysis, 선형 판별 분석)</w:t>
-      </w:r>
-    </w:p>
-    <w:p>
-      <w:r>
-        <w:rPr>
-          <w:rFonts w:hint="eastAsia"/>
-        </w:rPr>
-        <w:t>클래스 간 분리를 최대화하면서, 클래스 내 분산을 최소화하여 데이터를 저차원으로 투영하는 차원축소 기법</w:t>
-      </w:r>
-    </w:p>
-    <w:p>
-      <w:r>
-        <w:rPr>
-          <w:rFonts w:hint="eastAsia"/>
-        </w:rPr>
-        <w:lastRenderedPageBreak/>
-        <w:t xml:space="preserve">SVD(Singular Value Decomposition, </w:t>
-      </w:r>
-      <w:proofErr w:type="spellStart"/>
-      <w:r>
-        <w:rPr>
-          <w:rFonts w:hint="eastAsia"/>
-        </w:rPr>
-        <w:t>특이값</w:t>
-      </w:r>
-      <w:proofErr w:type="spellEnd"/>
-      <w:r>
-        <w:rPr>
-          <w:rFonts w:hint="eastAsia"/>
-        </w:rPr>
-        <w:t xml:space="preserve"> 분해)</w:t>
-      </w:r>
-    </w:p>
-    <w:p>
-      <w:r>
-        <w:rPr>
-          <w:rFonts w:hint="eastAsia"/>
-        </w:rPr>
-        <w:t>행렬을 3개의 행렬로 분해하여 차원을 축소하는 기법</w:t>
-      </w:r>
-    </w:p>
-    <w:p/>
-    <w:p>
-      <w:r>
-        <w:rPr>
-          <w:rFonts w:hint="eastAsia"/>
-        </w:rPr>
-        <w:t xml:space="preserve">MDS(Multidimensional Scaling, 다차원 </w:t>
-      </w:r>
-      <w:proofErr w:type="spellStart"/>
-      <w:r>
-        <w:rPr>
-          <w:rFonts w:hint="eastAsia"/>
-        </w:rPr>
-        <w:t>척도법</w:t>
-      </w:r>
-      <w:proofErr w:type="spellEnd"/>
-      <w:r>
-        <w:rPr>
-          <w:rFonts w:hint="eastAsia"/>
-        </w:rPr>
-        <w:t xml:space="preserve">) </w:t>
-      </w:r>
-    </w:p>
-    <w:p>
-      <w:r>
-        <w:rPr>
-          <w:rFonts w:hint="eastAsia"/>
-        </w:rPr>
-        <w:t xml:space="preserve">고차원 데이터 간의 거리를 보존하며 </w:t>
-      </w:r>
-      <w:proofErr w:type="spellStart"/>
-      <w:r>
-        <w:rPr>
-          <w:rFonts w:hint="eastAsia"/>
-        </w:rPr>
-        <w:t>저차원</w:t>
-      </w:r>
-      <w:proofErr w:type="spellEnd"/>
-      <w:r>
-        <w:rPr>
-          <w:rFonts w:hint="eastAsia"/>
-        </w:rPr>
-        <w:t xml:space="preserve"> 공간에 배치하는 차원축소 기법</w:t>
-      </w:r>
-    </w:p>
-    <w:p>
-      <w:r>
-        <w:rPr>
-          <w:rFonts w:hint="eastAsia"/>
-          <w:noProof/>
+    <w:p>
+      <w:pPr>
+        <w:rPr>
+          <w:sz w:val="20"/>
+          <w:szCs w:val="22"/>
+        </w:rPr>
+      </w:pPr>
+      <w:r>
+        <w:rPr>
+          <w:rFonts w:hint="eastAsia"/>
+          <w:noProof/>
+          <w:sz w:val="20"/>
+          <w:szCs w:val="22"/>
         </w:rPr>
         <mc:AlternateContent>
           <mc:Choice Requires="wps">
             <w:drawing>
-              <wp:anchor distT="0" distB="0" distL="114300" distR="114300" simplePos="0" relativeHeight="251678720" behindDoc="0" locked="0" layoutInCell="1" allowOverlap="1" wp14:anchorId="0A61FF38" wp14:editId="5E8383DD">
+              <wp:anchor distT="0" distB="0" distL="114300" distR="114300" simplePos="0" relativeHeight="251707392" behindDoc="0" locked="0" layoutInCell="1" allowOverlap="1" wp14:anchorId="56A39468" wp14:editId="5C814F44">
                 <wp:simplePos x="0" y="0"/>
                 <wp:positionH relativeFrom="margin">
-                  <wp:posOffset>0</wp:posOffset>
+                  <wp:align>left</wp:align>
                 </wp:positionH>
                 <wp:positionV relativeFrom="paragraph">
-                  <wp:posOffset>19050</wp:posOffset>
+                  <wp:posOffset>6350</wp:posOffset>
                 </wp:positionV>
-                <wp:extent cx="5705856" cy="6858"/>
-                <wp:effectExtent l="19050" t="19050" r="28575" b="31750"/>
+                <wp:extent cx="5705475" cy="6350"/>
+                <wp:effectExtent l="0" t="0" r="28575" b="31750"/>
                 <wp:wrapNone/>
-                <wp:docPr id="619598040" name="직선 연결선 7"/>
+                <wp:docPr id="1608826182" name="직선 연결선 7"/>
                 <wp:cNvGraphicFramePr/>
                 <a:graphic xmlns:a="http://schemas.openxmlformats.org/drawingml/2006/main">
                   <a:graphicData uri="http://schemas.microsoft.com/office/word/2010/wordprocessingShape">
@@ -2132,15 +3690,16 @@
                       <wps:spPr>
                         <a:xfrm flipV="1">
                           <a:off x="0" y="0"/>
-                          <a:ext cx="5705856" cy="6858"/>
+                          <a:ext cx="5705475" cy="6350"/>
                         </a:xfrm>
                         <a:prstGeom prst="line">
                           <a:avLst/>
                         </a:prstGeom>
-                        <a:ln w="28575">
+                        <a:ln w="12700">
                           <a:solidFill>
                             <a:schemeClr val="tx1"/>
                           </a:solidFill>
+                          <a:prstDash val="sysDash"/>
                         </a:ln>
                       </wps:spPr>
                       <wps:style>
@@ -2172,7 +3731,375 @@
           </mc:Choice>
           <mc:Fallback>
             <w:pict>
-              <v:line w14:anchorId="6D0C493E" id="직선 연결선 7" o:spid="_x0000_s1026" style="position:absolute;flip:y;z-index:251678720;visibility:visible;mso-wrap-style:square;mso-width-percent:0;mso-height-percent:0;mso-wrap-distance-left:9pt;mso-wrap-distance-top:0;mso-wrap-distance-right:9pt;mso-wrap-distance-bottom:0;mso-position-horizontal:absolute;mso-position-horizontal-relative:margin;mso-position-vertical:absolute;mso-position-vertical-relative:text;mso-width-percent:0;mso-height-percent:0;mso-width-relative:margin;mso-height-relative:margin" from="0,1.5pt" to="449.3pt,2.05pt" o:gfxdata="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" strokecolor="black [3213]" strokeweight="2.25pt">
+              <v:line w14:anchorId="26FD4D6B" id="직선 연결선 7" o:spid="_x0000_s1026" style="position:absolute;flip:y;z-index:251707392;visibility:visible;mso-wrap-style:square;mso-width-percent:0;mso-height-percent:0;mso-wrap-distance-left:9pt;mso-wrap-distance-top:0;mso-wrap-distance-right:9pt;mso-wrap-distance-bottom:0;mso-position-horizontal:left;mso-position-horizontal-relative:margin;mso-position-vertical:absolute;mso-position-vertical-relative:text;mso-width-percent:0;mso-height-percent:0;mso-width-relative:margin;mso-height-relative:margin" from="0,.5pt" to="449.25pt,1pt" o:gfxdata="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" strokecolor="black [3213]" strokeweight="1pt">
+                <v:stroke dashstyle="3 1" joinstyle="miter"/>
+                <w10:wrap anchorx="margin"/>
+              </v:line>
+            </w:pict>
+          </mc:Fallback>
+        </mc:AlternateContent>
+      </w:r>
+    </w:p>
+    <w:p>
+      <w:pPr>
+        <w:rPr>
+          <w:color w:val="7030A0"/>
+          <w:sz w:val="20"/>
+          <w:szCs w:val="22"/>
+        </w:rPr>
+      </w:pPr>
+      <w:r>
+        <w:rPr>
+          <w:rFonts w:hint="eastAsia"/>
+          <w:color w:val="7030A0"/>
+          <w:sz w:val="20"/>
+          <w:szCs w:val="22"/>
+        </w:rPr>
+        <w:t>LDA(Linear Discriminant Analysis, 선형 판별 분석)</w:t>
+      </w:r>
+    </w:p>
+    <w:p>
+      <w:pPr>
+        <w:rPr>
+          <w:sz w:val="20"/>
+          <w:szCs w:val="22"/>
+        </w:rPr>
+      </w:pPr>
+      <w:r>
+        <w:rPr>
+          <w:rFonts w:hint="eastAsia"/>
+          <w:noProof/>
+          <w:sz w:val="20"/>
+          <w:szCs w:val="22"/>
+        </w:rPr>
+        <mc:AlternateContent>
+          <mc:Choice Requires="wps">
+            <w:drawing>
+              <wp:anchor distT="0" distB="0" distL="114300" distR="114300" simplePos="0" relativeHeight="251708416" behindDoc="0" locked="0" layoutInCell="1" allowOverlap="1" wp14:anchorId="67CADCB6" wp14:editId="6C82195E">
+                <wp:simplePos x="0" y="0"/>
+                <wp:positionH relativeFrom="margin">
+                  <wp:align>left</wp:align>
+                </wp:positionH>
+                <wp:positionV relativeFrom="paragraph">
+                  <wp:posOffset>487299</wp:posOffset>
+                </wp:positionV>
+                <wp:extent cx="5705475" cy="6350"/>
+                <wp:effectExtent l="0" t="0" r="28575" b="31750"/>
+                <wp:wrapNone/>
+                <wp:docPr id="770554812" name="직선 연결선 7"/>
+                <wp:cNvGraphicFramePr/>
+                <a:graphic xmlns:a="http://schemas.openxmlformats.org/drawingml/2006/main">
+                  <a:graphicData uri="http://schemas.microsoft.com/office/word/2010/wordprocessingShape">
+                    <wps:wsp>
+                      <wps:cNvCnPr/>
+                      <wps:spPr>
+                        <a:xfrm flipV="1">
+                          <a:off x="0" y="0"/>
+                          <a:ext cx="5705475" cy="6350"/>
+                        </a:xfrm>
+                        <a:prstGeom prst="line">
+                          <a:avLst/>
+                        </a:prstGeom>
+                        <a:ln w="12700">
+                          <a:solidFill>
+                            <a:schemeClr val="tx1"/>
+                          </a:solidFill>
+                          <a:prstDash val="sysDash"/>
+                        </a:ln>
+                      </wps:spPr>
+                      <wps:style>
+                        <a:lnRef idx="1">
+                          <a:schemeClr val="accent1"/>
+                        </a:lnRef>
+                        <a:fillRef idx="0">
+                          <a:schemeClr val="accent1"/>
+                        </a:fillRef>
+                        <a:effectRef idx="0">
+                          <a:schemeClr val="accent1"/>
+                        </a:effectRef>
+                        <a:fontRef idx="minor">
+                          <a:schemeClr val="tx1"/>
+                        </a:fontRef>
+                      </wps:style>
+                      <wps:bodyPr/>
+                    </wps:wsp>
+                  </a:graphicData>
+                </a:graphic>
+                <wp14:sizeRelH relativeFrom="margin">
+                  <wp14:pctWidth>0</wp14:pctWidth>
+                </wp14:sizeRelH>
+                <wp14:sizeRelV relativeFrom="margin">
+                  <wp14:pctHeight>0</wp14:pctHeight>
+                </wp14:sizeRelV>
+              </wp:anchor>
+            </w:drawing>
+          </mc:Choice>
+          <mc:Fallback>
+            <w:pict>
+              <v:line w14:anchorId="58CDEC9A" id="직선 연결선 7" o:spid="_x0000_s1026" style="position:absolute;flip:y;z-index:251708416;visibility:visible;mso-wrap-style:square;mso-width-percent:0;mso-height-percent:0;mso-wrap-distance-left:9pt;mso-wrap-distance-top:0;mso-wrap-distance-right:9pt;mso-wrap-distance-bottom:0;mso-position-horizontal:left;mso-position-horizontal-relative:margin;mso-position-vertical:absolute;mso-position-vertical-relative:text;mso-width-percent:0;mso-height-percent:0;mso-width-relative:margin;mso-height-relative:margin" from="0,38.35pt" to="449.25pt,38.85pt" o:gfxdata="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" strokecolor="black [3213]" strokeweight="1pt">
+                <v:stroke dashstyle="3 1" joinstyle="miter"/>
+                <w10:wrap anchorx="margin"/>
+              </v:line>
+            </w:pict>
+          </mc:Fallback>
+        </mc:AlternateContent>
+      </w:r>
+      <w:r>
+        <w:rPr>
+          <w:rFonts w:hint="eastAsia"/>
+          <w:sz w:val="20"/>
+          <w:szCs w:val="22"/>
+        </w:rPr>
+        <w:t>클래스 간 분리를 최대화하면서, 클래스 내 분산을 최소화하여 데이터를 저차원으로 투영하는 차원축소 기법</w:t>
+      </w:r>
+    </w:p>
+    <w:p>
+      <w:pPr>
+        <w:rPr>
+          <w:color w:val="7030A0"/>
+          <w:sz w:val="20"/>
+          <w:szCs w:val="22"/>
+        </w:rPr>
+      </w:pPr>
+      <w:r>
+        <w:rPr>
+          <w:rFonts w:hint="eastAsia"/>
+          <w:color w:val="7030A0"/>
+          <w:sz w:val="20"/>
+          <w:szCs w:val="22"/>
+        </w:rPr>
+        <w:t xml:space="preserve">SVD(Singular Value Decomposition, </w:t>
+      </w:r>
+      <w:proofErr w:type="spellStart"/>
+      <w:r>
+        <w:rPr>
+          <w:rFonts w:hint="eastAsia"/>
+          <w:color w:val="7030A0"/>
+          <w:sz w:val="20"/>
+          <w:szCs w:val="22"/>
+        </w:rPr>
+        <w:t>특이값</w:t>
+      </w:r>
+      <w:proofErr w:type="spellEnd"/>
+      <w:r>
+        <w:rPr>
+          <w:rFonts w:hint="eastAsia"/>
+          <w:color w:val="7030A0"/>
+          <w:sz w:val="20"/>
+          <w:szCs w:val="22"/>
+        </w:rPr>
+        <w:t xml:space="preserve"> 분해)</w:t>
+      </w:r>
+    </w:p>
+    <w:p>
+      <w:pPr>
+        <w:rPr>
+          <w:rFonts w:hint="eastAsia"/>
+          <w:sz w:val="20"/>
+          <w:szCs w:val="22"/>
+        </w:rPr>
+      </w:pPr>
+      <w:r>
+        <w:rPr>
+          <w:rFonts w:hint="eastAsia"/>
+          <w:noProof/>
+          <w:sz w:val="20"/>
+          <w:szCs w:val="22"/>
+        </w:rPr>
+        <mc:AlternateContent>
+          <mc:Choice Requires="wps">
+            <w:drawing>
+              <wp:anchor distT="0" distB="0" distL="114300" distR="114300" simplePos="0" relativeHeight="251709440" behindDoc="0" locked="0" layoutInCell="1" allowOverlap="1" wp14:anchorId="56141087" wp14:editId="5ACADBBD">
+                <wp:simplePos x="0" y="0"/>
+                <wp:positionH relativeFrom="margin">
+                  <wp:align>left</wp:align>
+                </wp:positionH>
+                <wp:positionV relativeFrom="paragraph">
+                  <wp:posOffset>285877</wp:posOffset>
+                </wp:positionV>
+                <wp:extent cx="5705475" cy="6350"/>
+                <wp:effectExtent l="0" t="0" r="28575" b="31750"/>
+                <wp:wrapNone/>
+                <wp:docPr id="455391672" name="직선 연결선 7"/>
+                <wp:cNvGraphicFramePr/>
+                <a:graphic xmlns:a="http://schemas.openxmlformats.org/drawingml/2006/main">
+                  <a:graphicData uri="http://schemas.microsoft.com/office/word/2010/wordprocessingShape">
+                    <wps:wsp>
+                      <wps:cNvCnPr/>
+                      <wps:spPr>
+                        <a:xfrm flipV="1">
+                          <a:off x="0" y="0"/>
+                          <a:ext cx="5705475" cy="6350"/>
+                        </a:xfrm>
+                        <a:prstGeom prst="line">
+                          <a:avLst/>
+                        </a:prstGeom>
+                        <a:ln w="12700">
+                          <a:solidFill>
+                            <a:schemeClr val="tx1"/>
+                          </a:solidFill>
+                          <a:prstDash val="sysDash"/>
+                        </a:ln>
+                      </wps:spPr>
+                      <wps:style>
+                        <a:lnRef idx="1">
+                          <a:schemeClr val="accent1"/>
+                        </a:lnRef>
+                        <a:fillRef idx="0">
+                          <a:schemeClr val="accent1"/>
+                        </a:fillRef>
+                        <a:effectRef idx="0">
+                          <a:schemeClr val="accent1"/>
+                        </a:effectRef>
+                        <a:fontRef idx="minor">
+                          <a:schemeClr val="tx1"/>
+                        </a:fontRef>
+                      </wps:style>
+                      <wps:bodyPr/>
+                    </wps:wsp>
+                  </a:graphicData>
+                </a:graphic>
+                <wp14:sizeRelH relativeFrom="margin">
+                  <wp14:pctWidth>0</wp14:pctWidth>
+                </wp14:sizeRelH>
+                <wp14:sizeRelV relativeFrom="margin">
+                  <wp14:pctHeight>0</wp14:pctHeight>
+                </wp14:sizeRelV>
+              </wp:anchor>
+            </w:drawing>
+          </mc:Choice>
+          <mc:Fallback>
+            <w:pict>
+              <v:line w14:anchorId="44B9D6CF" id="직선 연결선 7" o:spid="_x0000_s1026" style="position:absolute;flip:y;z-index:251709440;visibility:visible;mso-wrap-style:square;mso-width-percent:0;mso-height-percent:0;mso-wrap-distance-left:9pt;mso-wrap-distance-top:0;mso-wrap-distance-right:9pt;mso-wrap-distance-bottom:0;mso-position-horizontal:left;mso-position-horizontal-relative:margin;mso-position-vertical:absolute;mso-position-vertical-relative:text;mso-width-percent:0;mso-height-percent:0;mso-width-relative:margin;mso-height-relative:margin" from="0,22.5pt" to="449.25pt,23pt" o:gfxdata="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" strokecolor="black [3213]" strokeweight="1pt">
+                <v:stroke dashstyle="3 1" joinstyle="miter"/>
+                <w10:wrap anchorx="margin"/>
+              </v:line>
+            </w:pict>
+          </mc:Fallback>
+        </mc:AlternateContent>
+      </w:r>
+      <w:r>
+        <w:rPr>
+          <w:rFonts w:hint="eastAsia"/>
+          <w:sz w:val="20"/>
+          <w:szCs w:val="22"/>
+        </w:rPr>
+        <w:t>행렬을 3개의 행렬로 분해하여 차원을 축소하는 기법</w:t>
+      </w:r>
+    </w:p>
+    <w:p>
+      <w:pPr>
+        <w:rPr>
+          <w:sz w:val="20"/>
+          <w:szCs w:val="22"/>
+        </w:rPr>
+      </w:pPr>
+      <w:r>
+        <w:rPr>
+          <w:rFonts w:hint="eastAsia"/>
+          <w:sz w:val="20"/>
+          <w:szCs w:val="22"/>
+        </w:rPr>
+        <w:t xml:space="preserve">MDS(Multidimensional Scaling, 다차원 </w:t>
+      </w:r>
+      <w:proofErr w:type="spellStart"/>
+      <w:r>
+        <w:rPr>
+          <w:rFonts w:hint="eastAsia"/>
+          <w:sz w:val="20"/>
+          <w:szCs w:val="22"/>
+        </w:rPr>
+        <w:t>척도법</w:t>
+      </w:r>
+      <w:proofErr w:type="spellEnd"/>
+      <w:r>
+        <w:rPr>
+          <w:rFonts w:hint="eastAsia"/>
+          <w:sz w:val="20"/>
+          <w:szCs w:val="22"/>
+        </w:rPr>
+        <w:t xml:space="preserve">) </w:t>
+      </w:r>
+    </w:p>
+    <w:p>
+      <w:pPr>
+        <w:rPr>
+          <w:rFonts w:hint="eastAsia"/>
+          <w:sz w:val="20"/>
+          <w:szCs w:val="22"/>
+        </w:rPr>
+      </w:pPr>
+      <w:r>
+        <w:rPr>
+          <w:rFonts w:hint="eastAsia"/>
+          <w:noProof/>
+          <w:sz w:val="20"/>
+          <w:szCs w:val="22"/>
+        </w:rPr>
+        <mc:AlternateContent>
+          <mc:Choice Requires="wps">
+            <w:drawing>
+              <wp:anchor distT="0" distB="0" distL="114300" distR="114300" simplePos="0" relativeHeight="251689984" behindDoc="0" locked="0" layoutInCell="1" allowOverlap="1" wp14:anchorId="335CD38D" wp14:editId="69C6AB2B">
+                <wp:simplePos x="0" y="0"/>
+                <wp:positionH relativeFrom="margin">
+                  <wp:align>center</wp:align>
+                </wp:positionH>
+                <wp:positionV relativeFrom="paragraph">
+                  <wp:posOffset>320675</wp:posOffset>
+                </wp:positionV>
+                <wp:extent cx="5705475" cy="6350"/>
+                <wp:effectExtent l="19050" t="19050" r="28575" b="31750"/>
+                <wp:wrapNone/>
+                <wp:docPr id="619598040" name="직선 연결선 7"/>
+                <wp:cNvGraphicFramePr/>
+                <a:graphic xmlns:a="http://schemas.openxmlformats.org/drawingml/2006/main">
+                  <a:graphicData uri="http://schemas.microsoft.com/office/word/2010/wordprocessingShape">
+                    <wps:wsp>
+                      <wps:cNvCnPr/>
+                      <wps:spPr>
+                        <a:xfrm flipV="1">
+                          <a:off x="0" y="0"/>
+                          <a:ext cx="5705475" cy="6350"/>
+                        </a:xfrm>
+                        <a:prstGeom prst="line">
+                          <a:avLst/>
+                        </a:prstGeom>
+                        <a:ln w="28575">
+                          <a:solidFill>
+                            <a:schemeClr val="tx1"/>
+                          </a:solidFill>
+                        </a:ln>
+                      </wps:spPr>
+                      <wps:style>
+                        <a:lnRef idx="1">
+                          <a:schemeClr val="accent1"/>
+                        </a:lnRef>
+                        <a:fillRef idx="0">
+                          <a:schemeClr val="accent1"/>
+                        </a:fillRef>
+                        <a:effectRef idx="0">
+                          <a:schemeClr val="accent1"/>
+                        </a:effectRef>
+                        <a:fontRef idx="minor">
+                          <a:schemeClr val="tx1"/>
+                        </a:fontRef>
+                      </wps:style>
+                      <wps:bodyPr/>
+                    </wps:wsp>
+                  </a:graphicData>
+                </a:graphic>
+                <wp14:sizeRelH relativeFrom="margin">
+                  <wp14:pctWidth>0</wp14:pctWidth>
+                </wp14:sizeRelH>
+                <wp14:sizeRelV relativeFrom="margin">
+                  <wp14:pctHeight>0</wp14:pctHeight>
+                </wp14:sizeRelV>
+              </wp:anchor>
+            </w:drawing>
+          </mc:Choice>
+          <mc:Fallback>
+            <w:pict>
+              <v:line w14:anchorId="7628A539" id="직선 연결선 7" o:spid="_x0000_s1026" style="position:absolute;flip:y;z-index:251689984;visibility:visible;mso-wrap-style:square;mso-width-percent:0;mso-height-percent:0;mso-wrap-distance-left:9pt;mso-wrap-distance-top:0;mso-wrap-distance-right:9pt;mso-wrap-distance-bottom:0;mso-position-horizontal:center;mso-position-horizontal-relative:margin;mso-position-vertical:absolute;mso-position-vertical-relative:text;mso-width-percent:0;mso-height-percent:0;mso-width-relative:margin;mso-height-relative:margin" from="0,25.25pt" to="449.25pt,25.75pt" o:gfxdata="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" strokecolor="black [3213]" strokeweight="2.25pt">
                 <v:stroke joinstyle="miter"/>
                 <w10:wrap anchorx="margin"/>
               </v:line>
@@ -2180,20 +4107,64 @@
           </mc:Fallback>
         </mc:AlternateContent>
       </w:r>
-    </w:p>
-    <w:p>
-      <w:r>
-        <w:rPr>
-          <w:rFonts w:hint="eastAsia"/>
+      <w:r>
+        <w:rPr>
+          <w:rFonts w:hint="eastAsia"/>
+          <w:sz w:val="20"/>
+          <w:szCs w:val="22"/>
+        </w:rPr>
+        <w:t xml:space="preserve">고차원 데이터 간의 거리를 보존하며 </w:t>
+      </w:r>
+      <w:proofErr w:type="spellStart"/>
+      <w:r>
+        <w:rPr>
+          <w:rFonts w:hint="eastAsia"/>
+          <w:sz w:val="20"/>
+          <w:szCs w:val="22"/>
+        </w:rPr>
+        <w:t>저차원</w:t>
+      </w:r>
+      <w:proofErr w:type="spellEnd"/>
+      <w:r>
+        <w:rPr>
+          <w:rFonts w:hint="eastAsia"/>
+          <w:sz w:val="20"/>
+          <w:szCs w:val="22"/>
+        </w:rPr>
+        <w:t xml:space="preserve"> 공간에 배치하는 차원축소 기법</w:t>
+      </w:r>
+    </w:p>
+    <w:p>
+      <w:pPr>
+        <w:rPr>
+          <w:sz w:val="20"/>
+          <w:szCs w:val="22"/>
+        </w:rPr>
+      </w:pPr>
+      <w:r>
+        <w:rPr>
+          <w:rFonts w:hint="eastAsia"/>
+          <w:sz w:val="20"/>
+          <w:szCs w:val="22"/>
         </w:rPr>
         <w:t xml:space="preserve">연관분석 </w:t>
       </w:r>
     </w:p>
     <w:p>
+      <w:pPr>
+        <w:rPr>
+          <w:color w:val="7030A0"/>
+          <w:sz w:val="20"/>
+          <w:szCs w:val="22"/>
+        </w:rPr>
+      </w:pPr>
       <w:proofErr w:type="spellStart"/>
       <w:r>
         <w:rPr>
           <w:rFonts w:hint="eastAsia"/>
+          <w:color w:val="7030A0"/>
+          <w:sz w:val="20"/>
+          <w:szCs w:val="22"/>
         </w:rPr>
         <w:t>Apriori</w:t>
       </w:r>
@@ -2201,6 +4172,9 @@
       <w:r>
         <w:rPr>
           <w:rFonts w:hint="eastAsia"/>
+          <w:color w:val="7030A0"/>
+          <w:sz w:val="20"/>
+          <w:szCs w:val="22"/>
         </w:rPr>
         <w:t xml:space="preserve"> </w:t>
       </w:r>
@@ -2208,29 +4182,48 @@
       <w:r>
         <w:rPr>
           <w:rFonts w:hint="eastAsia"/>
+          <w:color w:val="7030A0"/>
+          <w:sz w:val="20"/>
+          <w:szCs w:val="22"/>
         </w:rPr>
         <w:t>아프리오리</w:t>
       </w:r>
       <w:proofErr w:type="spellEnd"/>
     </w:p>
     <w:p>
-      <w:r>
-        <w:rPr>
-          <w:rFonts w:hint="eastAsia"/>
+      <w:pPr>
+        <w:rPr>
+          <w:sz w:val="20"/>
+          <w:szCs w:val="22"/>
+        </w:rPr>
+      </w:pPr>
+      <w:r>
+        <w:rPr>
+          <w:rFonts w:hint="eastAsia"/>
+          <w:sz w:val="20"/>
+          <w:szCs w:val="22"/>
         </w:rPr>
         <w:t xml:space="preserve">데이터의 항목 간의 연관 규칙을 찾는 알고리즘 A를 사면 B도 산다. </w:t>
       </w:r>
     </w:p>
     <w:p>
-      <w:r>
-        <w:rPr>
-          <w:rFonts w:hint="eastAsia"/>
-          <w:noProof/>
+      <w:pPr>
+        <w:rPr>
+          <w:sz w:val="20"/>
+          <w:szCs w:val="22"/>
+        </w:rPr>
+      </w:pPr>
+      <w:r>
+        <w:rPr>
+          <w:rFonts w:hint="eastAsia"/>
+          <w:noProof/>
+          <w:sz w:val="20"/>
+          <w:szCs w:val="22"/>
         </w:rPr>
         <mc:AlternateContent>
           <mc:Choice Requires="wps">
             <w:drawing>
-              <wp:anchor distT="0" distB="0" distL="114300" distR="114300" simplePos="0" relativeHeight="251680768" behindDoc="0" locked="0" layoutInCell="1" allowOverlap="1" wp14:anchorId="35BAECA7" wp14:editId="4CE538DE">
+              <wp:anchor distT="0" distB="0" distL="114300" distR="114300" simplePos="0" relativeHeight="251691008" behindDoc="0" locked="0" layoutInCell="1" allowOverlap="1" wp14:anchorId="4ADC0B47" wp14:editId="76A9762F">
                 <wp:simplePos x="0" y="0"/>
                 <wp:positionH relativeFrom="margin">
                   <wp:align>right</wp:align>
@@ -2290,7 +4283,7 @@
           </mc:Choice>
           <mc:Fallback>
             <w:pict>
-              <v:line w14:anchorId="2A119F27" id="직선 연결선 7" o:spid="_x0000_s1026" style="position:absolute;flip:y;z-index:251680768;visibility:visible;mso-wrap-style:square;mso-width-percent:0;mso-height-percent:0;mso-wrap-distance-left:9pt;mso-wrap-distance-top:0;mso-wrap-distance-right:9pt;mso-wrap-distance-bottom:0;mso-position-horizontal:right;mso-position-horizontal-relative:margin;mso-position-vertical:absolute;mso-position-vertical-relative:text;mso-width-percent:0;mso-height-percent:0;mso-width-relative:margin;mso-height-relative:margin" from="398.1pt,16.9pt" to="847.4pt,17.45pt" o:gfxdata="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" strokecolor="black [3213]" strokeweight="2.25pt">
+              <v:line w14:anchorId="39BFC8C9" id="직선 연결선 7" o:spid="_x0000_s1026" style="position:absolute;flip:y;z-index:251691008;visibility:visible;mso-wrap-style:square;mso-width-percent:0;mso-height-percent:0;mso-wrap-distance-left:9pt;mso-wrap-distance-top:0;mso-wrap-distance-right:9pt;mso-wrap-distance-bottom:0;mso-position-horizontal:right;mso-position-horizontal-relative:margin;mso-position-vertical:absolute;mso-position-vertical-relative:text;mso-width-percent:0;mso-height-percent:0;mso-width-relative:margin;mso-height-relative:margin" from="398.1pt,16.9pt" to="847.4pt,17.45pt" o:gfxdata="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" strokecolor="black [3213]" strokeweight="2.25pt">
                 <v:stroke joinstyle="miter"/>
                 <w10:wrap anchorx="margin"/>
               </v:line>
@@ -2309,6 +4302,7 @@
         <w:rPr>
           <w:noProof/>
         </w:rPr>
+        <w:lastRenderedPageBreak/>
         <w:drawing>
           <wp:anchor distT="0" distB="0" distL="114300" distR="114300" simplePos="0" relativeHeight="251681792" behindDoc="0" locked="0" layoutInCell="1" allowOverlap="1" wp14:anchorId="55CAA6CC" wp14:editId="157EF2F0">
             <wp:simplePos x="0" y="0"/>
@@ -2414,18 +4408,18 @@
         </w:rPr>
         <w:lastRenderedPageBreak/>
         <w:drawing>
-          <wp:anchor distT="0" distB="0" distL="114300" distR="114300" simplePos="0" relativeHeight="251683840" behindDoc="0" locked="0" layoutInCell="1" allowOverlap="1" wp14:anchorId="4528E19A" wp14:editId="0720F0F2">
+          <wp:anchor distT="0" distB="0" distL="114300" distR="114300" simplePos="0" relativeHeight="251683840" behindDoc="0" locked="0" layoutInCell="1" allowOverlap="1" wp14:anchorId="14562B6D" wp14:editId="6CADA70D">
             <wp:simplePos x="0" y="0"/>
             <wp:positionH relativeFrom="margin">
-              <wp:align>left</wp:align>
+              <wp:align>right</wp:align>
             </wp:positionH>
             <wp:positionV relativeFrom="paragraph">
-              <wp:posOffset>4650105</wp:posOffset>
+              <wp:posOffset>4758327</wp:posOffset>
             </wp:positionV>
-            <wp:extent cx="5733415" cy="3735070"/>
-            <wp:effectExtent l="0" t="0" r="635" b="0"/>
+            <wp:extent cx="5724525" cy="3799205"/>
+            <wp:effectExtent l="0" t="0" r="9525" b="0"/>
             <wp:wrapTopAndBottom/>
-            <wp:docPr id="1739376014" name="그림 1" descr="텍스트, 스크린샷, 소프트웨어, 폰트이(가) 표시된 사진&#10;&#10;AI가 생성한 콘텐츠는 부정확할 수 있습니다."/>
+            <wp:docPr id="188853862" name="그림 1" descr="텍스트, 스크린샷, 폰트, 번호이(가) 표시된 사진&#10;&#10;AI가 생성한 콘텐츠는 부정확할 수 있습니다."/>
             <wp:cNvGraphicFramePr>
               <a:graphicFrameLocks xmlns:a="http://schemas.openxmlformats.org/drawingml/2006/main" noChangeAspect="1"/>
             </wp:cNvGraphicFramePr>
@@ -2433,10 +4427,10 @@
               <a:graphicData uri="http://schemas.openxmlformats.org/drawingml/2006/picture">
                 <pic:pic xmlns:pic="http://schemas.openxmlformats.org/drawingml/2006/picture">
                   <pic:nvPicPr>
-                    <pic:cNvPr id="1739376014" name="그림 1" descr="텍스트, 스크린샷, 소프트웨어, 폰트이(가) 표시된 사진&#10;&#10;AI가 생성한 콘텐츠는 부정확할 수 있습니다."/>
+                    <pic:cNvPr id="188853862" name="그림 1" descr="텍스트, 스크린샷, 폰트, 번호이(가) 표시된 사진&#10;&#10;AI가 생성한 콘텐츠는 부정확할 수 있습니다."/>
                     <pic:cNvPicPr/>
                   </pic:nvPicPr>
-                  <pic:blipFill rotWithShape="1">
+                  <pic:blipFill>
                     <a:blip r:embed="rId13">
                       <a:extLst>
                         <a:ext uri="{28A0092B-C50C-407E-A947-70E740481C1C}">
@@ -2444,25 +4438,18 @@
                         </a:ext>
                       </a:extLst>
                     </a:blip>
-                    <a:srcRect l="13934" t="16168" r="11828" b="12171"/>
-                    <a:stretch/>
+                    <a:stretch>
+                      <a:fillRect/>
+                    </a:stretch>
                   </pic:blipFill>
-                  <pic:spPr bwMode="auto">
+                  <pic:spPr>
                     <a:xfrm>
                       <a:off x="0" y="0"/>
-                      <a:ext cx="5733415" cy="3735070"/>
+                      <a:ext cx="5724525" cy="3799205"/>
                     </a:xfrm>
                     <a:prstGeom prst="rect">
                       <a:avLst/>
                     </a:prstGeom>
-                    <a:ln>
-                      <a:noFill/>
-                    </a:ln>
-                    <a:extLst>
-                      <a:ext uri="{53640926-AAD7-44D8-BBD7-CCE9431645EC}">
-                        <a14:shadowObscured xmlns:a14="http://schemas.microsoft.com/office/drawing/2010/main"/>
-                      </a:ext>
-                    </a:extLst>
                   </pic:spPr>
                 </pic:pic>
               </a:graphicData>
@@ -2481,7 +4468,7 @@
           <w:noProof/>
         </w:rPr>
         <w:drawing>
-          <wp:anchor distT="0" distB="0" distL="114300" distR="114300" simplePos="0" relativeHeight="251682816" behindDoc="0" locked="0" layoutInCell="1" allowOverlap="1" wp14:anchorId="6689C6D4" wp14:editId="05A10CC7">
+          <wp:anchor distT="0" distB="0" distL="114300" distR="114300" simplePos="0" relativeHeight="251682816" behindDoc="0" locked="0" layoutInCell="1" allowOverlap="1" wp14:anchorId="6689C6D4" wp14:editId="7C863854">
             <wp:simplePos x="0" y="0"/>
             <wp:positionH relativeFrom="margin">
               <wp:align>right</wp:align>
@@ -3863,9 +5850,7 @@
 </file>
 
 <file path=customXml/item1.xml><?xml version="1.0" encoding="utf-8"?>
-<p:properties xmlns:p="http://schemas.microsoft.com/office/2006/metadata/properties" xmlns:xsi="http://www.w3.org/2001/XMLSchema-instance" xmlns:pc="http://schemas.microsoft.com/office/infopath/2007/PartnerControls">
-  <documentManagement/>
-</p:properties>
+<b:Sources xmlns:b="http://schemas.openxmlformats.org/officeDocument/2006/bibliography" xmlns="http://schemas.openxmlformats.org/officeDocument/2006/bibliography" SelectedStyle="\APASixthEditionOfficeOnline.xsl" StyleName="APA" Version="6"/>
 </file>
 
 <file path=customXml/item2.xml><?xml version="1.0" encoding="utf-8"?>
@@ -3878,7 +5863,9 @@
 </file>
 
 <file path=customXml/item3.xml><?xml version="1.0" encoding="utf-8"?>
-<b:Sources xmlns:b="http://schemas.openxmlformats.org/officeDocument/2006/bibliography" xmlns="http://schemas.openxmlformats.org/officeDocument/2006/bibliography" SelectedStyle="\APASixthEditionOfficeOnline.xsl" StyleName="APA" Version="6"/>
+<p:properties xmlns:p="http://schemas.microsoft.com/office/2006/metadata/properties" xmlns:xsi="http://www.w3.org/2001/XMLSchema-instance" xmlns:pc="http://schemas.microsoft.com/office/infopath/2007/PartnerControls">
+  <documentManagement/>
+</p:properties>
 </file>
 
 <file path=customXml/item4.xml><?xml version="1.0" encoding="utf-8"?>
@@ -4032,10 +6019,9 @@
 </file>
 
 <file path=customXml/itemProps1.xml><?xml version="1.0" encoding="utf-8"?>
-<ds:datastoreItem xmlns:ds="http://schemas.openxmlformats.org/officeDocument/2006/customXml" ds:itemID="{B5032AA7-E178-4591-813F-BE4F599503BA}">
+<ds:datastoreItem xmlns:ds="http://schemas.openxmlformats.org/officeDocument/2006/customXml" ds:itemID="{A890D37B-F3B0-4F62-BDCA-ECA09F5656DD}">
   <ds:schemaRefs>
-    <ds:schemaRef ds:uri="http://schemas.microsoft.com/office/2006/metadata/properties"/>
-    <ds:schemaRef ds:uri="http://schemas.microsoft.com/office/infopath/2007/PartnerControls"/>
+    <ds:schemaRef ds:uri="http://schemas.openxmlformats.org/officeDocument/2006/bibliography"/>
   </ds:schemaRefs>
 </ds:datastoreItem>
 </file>
@@ -4049,9 +6035,10 @@
 </file>
 
 <file path=customXml/itemProps3.xml><?xml version="1.0" encoding="utf-8"?>
-<ds:datastoreItem xmlns:ds="http://schemas.openxmlformats.org/officeDocument/2006/customXml" ds:itemID="{A890D37B-F3B0-4F62-BDCA-ECA09F5656DD}">
+<ds:datastoreItem xmlns:ds="http://schemas.openxmlformats.org/officeDocument/2006/customXml" ds:itemID="{B5032AA7-E178-4591-813F-BE4F599503BA}">
   <ds:schemaRefs>
-    <ds:schemaRef ds:uri="http://schemas.openxmlformats.org/officeDocument/2006/bibliography"/>
+    <ds:schemaRef ds:uri="http://schemas.microsoft.com/office/2006/metadata/properties"/>
+    <ds:schemaRef ds:uri="http://schemas.microsoft.com/office/infopath/2007/PartnerControls"/>
   </ds:schemaRefs>
 </ds:datastoreItem>
 </file>
